--- a/docs/Next_Owner_Market_Estate_Pack_Legal_Research.docx
+++ b/docs/Next_Owner_Market_Estate_Pack_Legal_Research.docx
@@ -300,19 +300,7 @@
         <w:pStyle w:val="Compact"/>
       </w:pPr>
       <w:r>
-        <w:t xml:space="preserve">Pick a legal path for the family (</w:t>
-      </w:r>
-      <w:r>
-        <w:t xml:space="preserve">“</w:t>
-      </w:r>
-      <w:r>
-        <w:t xml:space="preserve">you should use the small estate affidavit</w:t>
-      </w:r>
-      <w:r>
-        <w:t xml:space="preserve">”</w:t>
-      </w:r>
-      <w:r>
-        <w:t xml:space="preserve">).</w:t>
+        <w:t xml:space="preserve">Pick a legal path for the family ("you should use the small estate affidavit").</w:t>
       </w:r>
     </w:p>
     <w:p>
@@ -348,19 +336,7 @@
         <w:pStyle w:val="Compact"/>
       </w:pPr>
       <w:r>
-        <w:t xml:space="preserve">Call itself a lawyer, or call its estimates</w:t>
-      </w:r>
-      <w:r>
-        <w:t xml:space="preserve"> </w:t>
-      </w:r>
-      <w:r>
-        <w:t xml:space="preserve">“</w:t>
-      </w:r>
-      <w:r>
-        <w:t xml:space="preserve">appraisals.</w:t>
-      </w:r>
-      <w:r>
-        <w:t xml:space="preserve">”</w:t>
+        <w:t xml:space="preserve">Call itself a lawyer, or call its estimates "appraisals."</w:t>
       </w:r>
     </w:p>
     <w:p>
@@ -394,25 +370,7 @@
         <w:t xml:space="preserve"> </w:t>
       </w:r>
       <w:r>
-        <w:t xml:space="preserve">The checkout collects no Virginia sales tax right now. Virginia’s tax rules say a business that sells other people’s goods as their agent</w:t>
-      </w:r>
-      <w:r>
-        <w:t xml:space="preserve"> </w:t>
-      </w:r>
-      <w:r>
-        <w:t xml:space="preserve">“</w:t>
-      </w:r>
-      <w:r>
-        <w:t xml:space="preserve">must collect the tax on all sales including estate sales.</w:t>
-      </w:r>
-      <w:r>
-        <w:t xml:space="preserve">”</w:t>
-      </w:r>
-      <w:r>
-        <w:t xml:space="preserve"> </w:t>
-      </w:r>
-      <w:r>
-        <w:t xml:space="preserve">That covers the warehouse consignment sales today. Seller-listed sales become our job once we pass $100,000 or 200 sales a year in Virginia.</w:t>
+        <w:t xml:space="preserve">The checkout collects no Virginia sales tax right now. Virginia's tax rules say a business that sells other people's goods as their agent "must collect the tax on all sales including estate sales." That covers the warehouse consignment sales today. Seller-listed sales become our job once we pass $100,000 or 200 sales a year in Virginia.</w:t>
       </w:r>
       <w:r>
         <w:t xml:space="preserve"> </w:t>
@@ -482,19 +440,7 @@
         <w:t xml:space="preserve"> </w:t>
       </w:r>
       <w:r>
-        <w:t xml:space="preserve">Virginia law says any business selling a used watch must tag it and advertise it as</w:t>
-      </w:r>
-      <w:r>
-        <w:t xml:space="preserve"> </w:t>
-      </w:r>
-      <w:r>
-        <w:t xml:space="preserve">“</w:t>
-      </w:r>
-      <w:r>
-        <w:t xml:space="preserve">secondhand.</w:t>
-      </w:r>
-      <w:r>
-        <w:t xml:space="preserve">”</w:t>
+        <w:t xml:space="preserve">Virginia law says any business selling a used watch must tag it and advertise it as "secondhand."</w:t>
       </w:r>
     </w:p>
     <w:p>
@@ -550,25 +496,13 @@
       </w:r>
     </w:p>
     <w:bookmarkEnd w:id="20"/>
-    <w:bookmarkStart w:id="25" w:name="part-a.-helping-without-practicing-law"/>
+    <w:bookmarkStart w:id="25" w:name="part-a-helping-without-practicing-law"/>
     <w:p>
       <w:pPr>
         <w:pStyle w:val="Heading1"/>
       </w:pPr>
       <w:r>
-        <w:t xml:space="preserve">Part A. Helping without</w:t>
-      </w:r>
-      <w:r>
-        <w:t xml:space="preserve"> </w:t>
-      </w:r>
-      <w:r>
-        <w:t xml:space="preserve">“</w:t>
-      </w:r>
-      <w:r>
-        <w:t xml:space="preserve">practicing law</w:t>
-      </w:r>
-      <w:r>
-        <w:t xml:space="preserve">”</w:t>
+        <w:t xml:space="preserve">Part A. Helping without "practicing law"</w:t>
       </w:r>
     </w:p>
     <w:bookmarkStart w:id="21" w:name="the-virginia-rule"/>
@@ -597,7 +531,7 @@
         <w:pStyle w:val="Compact"/>
       </w:pPr>
       <w:r>
-        <w:t xml:space="preserve">give advice that applies the law to someone’s own facts, for pay of any kind;</w:t>
+        <w:t xml:space="preserve">give advice that applies the law to someone's own facts, for pay of any kind;</w:t>
       </w:r>
     </w:p>
     <w:p>
@@ -609,19 +543,7 @@
         <w:pStyle w:val="Compact"/>
       </w:pPr>
       <w:r>
-        <w:t xml:space="preserve">“</w:t>
-      </w:r>
-      <w:r>
-        <w:t xml:space="preserve">select, draft or complete legal documents or agreements which affect the legal rights</w:t>
-      </w:r>
-      <w:r>
-        <w:t xml:space="preserve">”</w:t>
-      </w:r>
-      <w:r>
-        <w:t xml:space="preserve"> </w:t>
-      </w:r>
-      <w:r>
-        <w:t xml:space="preserve">of a person;</w:t>
+        <w:t xml:space="preserve">"select, draft or complete legal documents or agreements which affect the legal rights" of a person;</w:t>
       </w:r>
     </w:p>
     <w:p>
@@ -645,7 +567,7 @@
         <w:pStyle w:val="Compact"/>
       </w:pPr>
       <w:r>
-        <w:t xml:space="preserve">negotiate someone’s legal rights for them.</w:t>
+        <w:t xml:space="preserve">negotiate someone's legal rights for them.</w:t>
       </w:r>
     </w:p>
     <w:p>
@@ -683,35 +605,7 @@
           <w:bCs/>
           <w:b/>
         </w:rPr>
-        <w:t xml:space="preserve">Virginia does allow</w:t>
-      </w:r>
-      <w:r>
-        <w:rPr>
-          <w:bCs/>
-          <w:b/>
-        </w:rPr>
-        <w:t xml:space="preserve"> </w:t>
-      </w:r>
-      <w:r>
-        <w:rPr>
-          <w:bCs/>
-          <w:b/>
-        </w:rPr>
-        <w:t xml:space="preserve">“</w:t>
-      </w:r>
-      <w:r>
-        <w:rPr>
-          <w:bCs/>
-          <w:b/>
-        </w:rPr>
-        <w:t xml:space="preserve">selling legal forms,</w:t>
-      </w:r>
-      <w:r>
-        <w:rPr>
-          <w:bCs/>
-          <w:b/>
-        </w:rPr>
-        <w:t xml:space="preserve">”</w:t>
+        <w:t xml:space="preserve">Virginia does allow "selling legal forms,"</w:t>
       </w:r>
       <w:r>
         <w:t xml:space="preserve"> </w:t>
@@ -799,7 +693,7 @@
     <w:tbl>
       <w:tblPr>
         <w:tblStyle w:val="Table"/>
-        <w:tblW w:type="pct" w:w="5000"/>
+        <w:tblW w:type="auto" w:w="0"/>
         <w:tblLook w:firstRow="1" w:lastRow="0" w:firstColumn="0" w:lastColumn="0" w:noHBand="0" w:noVBand="0" w:val="0020"/>
         <w:jc w:val="start"/>
       </w:tblPr>
@@ -857,13 +751,7 @@
               <w:jc w:val="left"/>
             </w:pPr>
             <w:r>
-              <w:t xml:space="preserve">“</w:t>
-            </w:r>
-            <w:r>
-              <w:t xml:space="preserve">In your situation you should…</w:t>
-            </w:r>
-            <w:r>
-              <w:t xml:space="preserve">”</w:t>
+              <w:t xml:space="preserve">"In your situation you should…"</w:t>
             </w:r>
           </w:p>
         </w:tc>
@@ -929,31 +817,19 @@
               <w:jc w:val="left"/>
             </w:pPr>
             <w:r>
-              <w:t xml:space="preserve">Letters that only give notice:</w:t>
-            </w:r>
-            <w:r>
-              <w:t xml:space="preserve"> </w:t>
-            </w:r>
-            <w:r>
-              <w:t xml:space="preserve">“</w:t>
-            </w:r>
-            <w:r>
-              <w:t xml:space="preserve">Jane Doe died on (date). Please close or freeze account #___ and send what you need from me.</w:t>
-            </w:r>
-            <w:r>
-              <w:t xml:space="preserve">”</w:t>
-            </w:r>
-          </w:p>
-        </w:tc>
-        <w:tc>
-          <w:tcPr/>
-          <w:p>
-            <w:pPr>
-              <w:pStyle w:val="Compact"/>
-              <w:jc w:val="left"/>
-            </w:pPr>
-            <w:r>
-              <w:t xml:space="preserve">Letters that dispute a debt, say the estate doesn’t owe, demand an asset, or give up any right</w:t>
+              <w:t xml:space="preserve">Letters that only give notice: "Jane Doe died on (date). Please close or freeze account #___ and send what you need from me."</w:t>
+            </w:r>
+          </w:p>
+        </w:tc>
+        <w:tc>
+          <w:tcPr/>
+          <w:p>
+            <w:pPr>
+              <w:pStyle w:val="Compact"/>
+              <w:jc w:val="left"/>
+            </w:pPr>
+            <w:r>
+              <w:t xml:space="preserve">Letters that dispute a debt, say the estate doesn't owe, demand an asset, or give up any right</w:t>
             </w:r>
           </w:p>
         </w:tc>
@@ -979,37 +855,7 @@
               <w:jc w:val="left"/>
             </w:pPr>
             <w:r>
-              <w:t xml:space="preserve">Calling an estimate an</w:t>
-            </w:r>
-            <w:r>
-              <w:t xml:space="preserve"> </w:t>
-            </w:r>
-            <w:r>
-              <w:t xml:space="preserve">“</w:t>
-            </w:r>
-            <w:r>
-              <w:t xml:space="preserve">appraisal</w:t>
-            </w:r>
-            <w:r>
-              <w:t xml:space="preserve">”</w:t>
-            </w:r>
-            <w:r>
-              <w:t xml:space="preserve"> </w:t>
-            </w:r>
-            <w:r>
-              <w:t xml:space="preserve">or</w:t>
-            </w:r>
-            <w:r>
-              <w:t xml:space="preserve"> </w:t>
-            </w:r>
-            <w:r>
-              <w:t xml:space="preserve">“</w:t>
-            </w:r>
-            <w:r>
-              <w:t xml:space="preserve">certified</w:t>
-            </w:r>
-            <w:r>
-              <w:t xml:space="preserve">”</w:t>
+              <w:t xml:space="preserve">Calling an estimate an "appraisal" or "certified"</w:t>
             </w:r>
           </w:p>
         </w:tc>
@@ -1049,68 +895,26 @@
               <w:jc w:val="left"/>
             </w:pPr>
             <w:r>
-              <w:t xml:space="preserve">“</w:t>
-            </w:r>
-            <w:r>
-              <w:t xml:space="preserve">This is information, not legal advice</w:t>
-            </w:r>
-            <w:r>
-              <w:t xml:space="preserve">”</w:t>
-            </w:r>
-            <w:r>
-              <w:t xml:space="preserve"> </w:t>
-            </w:r>
-            <w:r>
-              <w:t xml:space="preserve">on every screen</w:t>
-            </w:r>
-          </w:p>
-        </w:tc>
-        <w:tc>
-          <w:tcPr/>
-          <w:p>
-            <w:pPr>
-              <w:pStyle w:val="Compact"/>
-              <w:jc w:val="left"/>
-            </w:pPr>
-            <w:r>
-              <w:t xml:space="preserve">“</w:t>
-            </w:r>
-            <w:r>
-              <w:t xml:space="preserve">AI lawyer,</w:t>
-            </w:r>
-            <w:r>
-              <w:t xml:space="preserve">”</w:t>
-            </w:r>
-            <w:r>
-              <w:t xml:space="preserve"> </w:t>
-            </w:r>
-            <w:r>
-              <w:t xml:space="preserve">“</w:t>
-            </w:r>
-            <w:r>
-              <w:t xml:space="preserve">replaces a lawyer,</w:t>
-            </w:r>
-            <w:r>
-              <w:t xml:space="preserve">”</w:t>
-            </w:r>
-            <w:r>
-              <w:t xml:space="preserve"> </w:t>
-            </w:r>
-            <w:r>
-              <w:t xml:space="preserve">“</w:t>
-            </w:r>
-            <w:r>
-              <w:t xml:space="preserve">legal help</w:t>
-            </w:r>
-            <w:r>
-              <w:t xml:space="preserve">”</w:t>
+              <w:t xml:space="preserve">"This is information, not legal advice" on every screen</w:t>
+            </w:r>
+          </w:p>
+        </w:tc>
+        <w:tc>
+          <w:tcPr/>
+          <w:p>
+            <w:pPr>
+              <w:pStyle w:val="Compact"/>
+              <w:jc w:val="left"/>
+            </w:pPr>
+            <w:r>
+              <w:t xml:space="preserve">"AI lawyer," "replaces a lawyer," "legal help"</w:t>
             </w:r>
           </w:p>
         </w:tc>
       </w:tr>
     </w:tbl>
     <w:bookmarkEnd w:id="22"/>
-    <w:bookmarkStart w:id="23" w:name="why-the-wording-matters-ftc-v.-donotpay"/>
+    <w:bookmarkStart w:id="23" w:name="why-the-wording-matters-ftc-v-donotpay"/>
     <w:p>
       <w:pPr>
         <w:pStyle w:val="Heading2"/>
@@ -1124,25 +928,7 @@
         <w:pStyle w:val="FirstParagraph"/>
       </w:pPr>
       <w:r>
-        <w:t xml:space="preserve">In February 2025 the FTC finalized an order against DoNotPay, which marketed itself as</w:t>
-      </w:r>
-      <w:r>
-        <w:t xml:space="preserve"> </w:t>
-      </w:r>
-      <w:r>
-        <w:t xml:space="preserve">“</w:t>
-      </w:r>
-      <w:r>
-        <w:t xml:space="preserve">the world’s first robot lawyer.</w:t>
-      </w:r>
-      <w:r>
-        <w:t xml:space="preserve">”</w:t>
-      </w:r>
-      <w:r>
-        <w:t xml:space="preserve"> </w:t>
-      </w:r>
-      <w:r>
-        <w:t xml:space="preserve">It paid $193,000, had to notify its subscribers, and is barred from claiming it performs like a real lawyer without proof.</w:t>
+        <w:t xml:space="preserve">In February 2025 the FTC finalized an order against DoNotPay, which marketed itself as "the world's first robot lawyer." It paid $193,000, had to notify its subscribers, and is barred from claiming it performs like a real lawyer without proof.</w:t>
       </w:r>
     </w:p>
     <w:p>
@@ -1160,7 +946,7 @@
         <w:t xml:space="preserve"> </w:t>
       </w:r>
       <w:r>
-        <w:t xml:space="preserve">never call the Pack a lawyer or legal service, and never claim accuracy we can’t back up.</w:t>
+        <w:t xml:space="preserve">never call the Pack a lawyer or legal service, and never claim accuracy we can't back up.</w:t>
       </w:r>
     </w:p>
     <w:bookmarkEnd w:id="23"/>
@@ -1182,25 +968,7 @@
         <w:pStyle w:val="Compact"/>
       </w:pPr>
       <w:r>
-        <w:t xml:space="preserve">Virginia is considering letting court-approved</w:t>
-      </w:r>
-      <w:r>
-        <w:t xml:space="preserve"> </w:t>
-      </w:r>
-      <w:r>
-        <w:t xml:space="preserve">“</w:t>
-      </w:r>
-      <w:r>
-        <w:t xml:space="preserve">navigators</w:t>
-      </w:r>
-      <w:r>
-        <w:t xml:space="preserve">”</w:t>
-      </w:r>
-      <w:r>
-        <w:t xml:space="preserve"> </w:t>
-      </w:r>
-      <w:r>
-        <w:t xml:space="preserve">help people with official forms. The State Bar approved it in February 2026 and it is waiting on the Supreme Court. It covers trained people,</w:t>
+        <w:t xml:space="preserve">Virginia is considering letting court-approved "navigators" help people with official forms. The State Bar approved it in February 2026 and it is waiting on the Supreme Court. It covers trained people,</w:t>
       </w:r>
       <w:r>
         <w:t xml:space="preserve"> </w:t>
@@ -1222,30 +990,12 @@
         <w:pStyle w:val="Compact"/>
       </w:pPr>
       <w:r>
-        <w:t xml:space="preserve">No Virginia</w:t>
-      </w:r>
-      <w:r>
-        <w:t xml:space="preserve"> </w:t>
-      </w:r>
-      <w:r>
-        <w:t xml:space="preserve">“</w:t>
-      </w:r>
-      <w:r>
-        <w:t xml:space="preserve">sandbox</w:t>
-      </w:r>
-      <w:r>
-        <w:t xml:space="preserve">”</w:t>
-      </w:r>
-      <w:r>
-        <w:t xml:space="preserve"> </w:t>
-      </w:r>
-      <w:r>
-        <w:t xml:space="preserve">for legal tech, and no change to who may own a law firm (State Bar, August 2026).</w:t>
+        <w:t xml:space="preserve">No Virginia "sandbox" for legal tech, and no change to who may own a law firm (State Bar, August 2026).</w:t>
       </w:r>
     </w:p>
     <w:bookmarkEnd w:id="24"/>
     <w:bookmarkEnd w:id="25"/>
-    <w:bookmarkStart w:id="28" w:name="X3e71bcee464f3ee6de4296c0f6713bc6d3f09cf"/>
+    <w:bookmarkStart w:id="28" w:name="X7b5e935ee4915ba330b579bc99398f21b3a742b"/>
     <w:p>
       <w:pPr>
         <w:pStyle w:val="Heading1"/>
@@ -1259,25 +1009,7 @@
         <w:pStyle w:val="FirstParagraph"/>
       </w:pPr>
       <w:r>
-        <w:t xml:space="preserve">This is the most important question for the Pack, because selling something for the wrong person can make us liable to the real owner. That is a</w:t>
-      </w:r>
-      <w:r>
-        <w:t xml:space="preserve"> </w:t>
-      </w:r>
-      <w:r>
-        <w:t xml:space="preserve">“</w:t>
-      </w:r>
-      <w:r>
-        <w:t xml:space="preserve">conversion</w:t>
-      </w:r>
-      <w:r>
-        <w:t xml:space="preserve">”</w:t>
-      </w:r>
-      <w:r>
-        <w:t xml:space="preserve"> </w:t>
-      </w:r>
-      <w:r>
-        <w:t xml:space="preserve">claim, and in Virginia it does not require bad intent (</w:t>
+        <w:t xml:space="preserve">This is the most important question for the Pack, because selling something for the wrong person can make us liable to the real owner. That is a "conversion" claim, and in Virginia it does not require bad intent (</w:t>
       </w:r>
       <w:r>
         <w:rPr>
@@ -1302,7 +1034,7 @@
     <w:tbl>
       <w:tblPr>
         <w:tblStyle w:val="Table"/>
-        <w:tblW w:type="pct" w:w="5000"/>
+        <w:tblW w:type="auto" w:w="0"/>
         <w:tblLook w:firstRow="1" w:lastRow="0" w:firstColumn="0" w:lastColumn="0" w:noHBand="0" w:noVBand="0" w:val="0020"/>
         <w:jc w:val="start"/>
       </w:tblPr>
@@ -1399,31 +1131,19 @@
               <w:jc w:val="left"/>
             </w:pPr>
             <w:r>
-              <w:t xml:space="preserve">A parent who can’t manage, with a power of attorney</w:t>
-            </w:r>
-          </w:p>
-        </w:tc>
-        <w:tc>
-          <w:tcPr/>
-          <w:p>
-            <w:pPr>
-              <w:pStyle w:val="Compact"/>
-              <w:jc w:val="left"/>
-            </w:pPr>
-            <w:r>
-              <w:t xml:space="preserve">The agent, if the document gives power over</w:t>
-            </w:r>
-            <w:r>
-              <w:t xml:space="preserve"> </w:t>
-            </w:r>
-            <w:r>
-              <w:t xml:space="preserve">“</w:t>
-            </w:r>
-            <w:r>
-              <w:t xml:space="preserve">tangible personal property</w:t>
-            </w:r>
-            <w:r>
-              <w:t xml:space="preserve">”</w:t>
+              <w:t xml:space="preserve">A parent who can't manage, with a power of attorney</w:t>
+            </w:r>
+          </w:p>
+        </w:tc>
+        <w:tc>
+          <w:tcPr/>
+          <w:p>
+            <w:pPr>
+              <w:pStyle w:val="Compact"/>
+              <w:jc w:val="left"/>
+            </w:pPr>
+            <w:r>
+              <w:t xml:space="preserve">The agent, if the document gives power over "tangible personal property"</w:t>
             </w:r>
           </w:p>
         </w:tc>
@@ -1489,7 +1209,7 @@
               <w:jc w:val="left"/>
             </w:pPr>
             <w:r>
-              <w:t xml:space="preserve">The court’s appointment order</w:t>
+              <w:t xml:space="preserve">The court's appointment order</w:t>
             </w:r>
           </w:p>
         </w:tc>
@@ -1569,25 +1289,7 @@
               <w:jc w:val="left"/>
             </w:pPr>
             <w:r>
-              <w:t xml:space="preserve">The</w:t>
-            </w:r>
-            <w:r>
-              <w:t xml:space="preserve"> </w:t>
-            </w:r>
-            <w:r>
-              <w:t xml:space="preserve">“</w:t>
-            </w:r>
-            <w:r>
-              <w:t xml:space="preserve">designated successor</w:t>
-            </w:r>
-            <w:r>
-              <w:t xml:space="preserve">”</w:t>
-            </w:r>
-            <w:r>
-              <w:t xml:space="preserve"> </w:t>
-            </w:r>
-            <w:r>
-              <w:t xml:space="preserve">named in a Small Estate Affidavit</w:t>
+              <w:t xml:space="preserve">The "designated successor" named in a Small Estate Affidavit</w:t>
             </w:r>
           </w:p>
         </w:tc>
@@ -1644,7 +1346,7 @@
               <w:t xml:space="preserve"> </w:t>
             </w:r>
             <w:r>
-              <w:t xml:space="preserve">after the death. The estate’s personal property must total</w:t>
+              <w:t xml:space="preserve">after the death. The estate's personal property must total</w:t>
             </w:r>
             <w:r>
               <w:t xml:space="preserve"> </w:t>
@@ -1737,7 +1439,7 @@
         <w:t xml:space="preserve"> </w:t>
       </w:r>
       <w:r>
-        <w:t xml:space="preserve">and is capped at the federal annual gift amount, $19,000 per person for 2026 (§§ 64.2-1622, -1638). Giving Mom’s things or sale money to the kids counts as a gift.</w:t>
+        <w:t xml:space="preserve">and is capped at the federal annual gift amount, $19,000 per person for 2026 (§§ 64.2-1622, -1638). Giving Mom's things or sale money to the kids counts as a gift.</w:t>
       </w:r>
     </w:p>
     <w:bookmarkEnd w:id="26"/>
@@ -1884,7 +1586,7 @@
     </w:p>
     <w:bookmarkEnd w:id="27"/>
     <w:bookmarkEnd w:id="28"/>
-    <w:bookmarkStart w:id="29" w:name="Xd1327098e80b5767e3e43c253f464ebfde5bb29"/>
+    <w:bookmarkStart w:id="29" w:name="X50245002bb3accb6a6386f11c1e97e34c2f2a3d"/>
     <w:p>
       <w:pPr>
         <w:pStyle w:val="Heading1"/>
@@ -1904,7 +1606,7 @@
     <w:tbl>
       <w:tblPr>
         <w:tblStyle w:val="Table"/>
-        <w:tblW w:type="pct" w:w="5000"/>
+        <w:tblW w:type="auto" w:w="0"/>
         <w:tblLook w:firstRow="1" w:lastRow="0" w:firstColumn="0" w:lastColumn="0" w:noHBand="0" w:noVBand="0" w:val="0020"/>
         <w:jc w:val="start"/>
       </w:tblPr>
@@ -2105,25 +1807,7 @@
               <w:jc w:val="left"/>
             </w:pPr>
             <w:r>
-              <w:t xml:space="preserve">Send credit bureaus a death certificate and ask for a</w:t>
-            </w:r>
-            <w:r>
-              <w:t xml:space="preserve"> </w:t>
-            </w:r>
-            <w:r>
-              <w:t xml:space="preserve">“</w:t>
-            </w:r>
-            <w:r>
-              <w:t xml:space="preserve">deceased</w:t>
-            </w:r>
-            <w:r>
-              <w:t xml:space="preserve">”</w:t>
-            </w:r>
-            <w:r>
-              <w:t xml:space="preserve"> </w:t>
-            </w:r>
-            <w:r>
-              <w:t xml:space="preserve">alert. Keep the obituary short; thieves use them.</w:t>
+              <w:t xml:space="preserve">Send credit bureaus a death certificate and ask for a "deceased" alert. Keep the obituary short; thieves use them.</w:t>
             </w:r>
           </w:p>
         </w:tc>
@@ -2427,7 +2111,7 @@
               <w:jc w:val="left"/>
             </w:pPr>
             <w:r>
-              <w:t xml:space="preserve">Heirs can’t force a payout before this</w:t>
+              <w:t xml:space="preserve">Heirs can't force a payout before this</w:t>
             </w:r>
           </w:p>
         </w:tc>
@@ -2536,37 +2220,7 @@
         <w:t xml:space="preserve"> </w:t>
       </w:r>
       <w:r>
-        <w:t xml:space="preserve">The Fairfax Commissioner of Accounts says</w:t>
-      </w:r>
-      <w:r>
-        <w:t xml:space="preserve"> </w:t>
-      </w:r>
-      <w:r>
-        <w:t xml:space="preserve">“</w:t>
-      </w:r>
-      <w:r>
-        <w:t xml:space="preserve">estimated values are acceptable in the case of ordinary household goods,</w:t>
-      </w:r>
-      <w:r>
-        <w:t xml:space="preserve">”</w:t>
-      </w:r>
-      <w:r>
-        <w:t xml:space="preserve"> </w:t>
-      </w:r>
-      <w:r>
-        <w:t xml:space="preserve">and items of</w:t>
-      </w:r>
-      <w:r>
-        <w:t xml:space="preserve"> </w:t>
-      </w:r>
-      <w:r>
-        <w:t xml:space="preserve">“</w:t>
-      </w:r>
-      <w:r>
-        <w:t xml:space="preserve">unusual value may need a formal appraisal.</w:t>
-      </w:r>
-      <w:r>
-        <w:t xml:space="preserve">”</w:t>
+        <w:t xml:space="preserve">The Fairfax Commissioner of Accounts says "estimated values are acceptable in the case of ordinary household goods," and items of "unusual value may need a formal appraisal."</w:t>
       </w:r>
     </w:p>
     <w:p>
@@ -2574,7 +2228,7 @@
         <w:pStyle w:val="BodyText"/>
       </w:pPr>
       <w:r>
-        <w:t xml:space="preserve">So the Pack’s estimates can help an executor fill in the inventory for ordinary household goods. We recommend a real appraisal for jewelry, art, guns and collectibles. Actual sale prices are good proof of value.</w:t>
+        <w:t xml:space="preserve">So the Pack's estimates can help an executor fill in the inventory for ordinary household goods. We recommend a real appraisal for jewelry, art, guns and collectibles. Actual sale prices are good proof of value.</w:t>
       </w:r>
     </w:p>
     <w:p>
@@ -2586,7 +2240,7 @@
           <w:bCs/>
           <w:b/>
         </w:rPr>
-        <w:t xml:space="preserve">Estates of $35,000 or less don’t need an inventory</w:t>
+        <w:t xml:space="preserve">Estates of $35,000 or less don't need an inventory</w:t>
       </w:r>
       <w:r>
         <w:t xml:space="preserve"> </w:t>
@@ -2616,25 +2270,7 @@
         <w:pStyle w:val="Compact"/>
       </w:pPr>
       <w:r>
-        <w:t xml:space="preserve">A car titled</w:t>
-      </w:r>
-      <w:r>
-        <w:t xml:space="preserve"> </w:t>
-      </w:r>
-      <w:r>
-        <w:t xml:space="preserve">“</w:t>
-      </w:r>
-      <w:r>
-        <w:t xml:space="preserve">transfer on death</w:t>
-      </w:r>
-      <w:r>
-        <w:t xml:space="preserve">”</w:t>
-      </w:r>
-      <w:r>
-        <w:t xml:space="preserve"> </w:t>
-      </w:r>
-      <w:r>
-        <w:t xml:space="preserve">goes to the named person (VSA 17A or 17B plus a death certificate).</w:t>
+        <w:t xml:space="preserve">A car titled "transfer on death" goes to the named person (VSA 17A or 17B plus a death certificate).</w:t>
       </w:r>
     </w:p>
     <w:p>
@@ -2646,43 +2282,7 @@
         <w:pStyle w:val="Compact"/>
       </w:pPr>
       <w:r>
-        <w:t xml:space="preserve">A car owned jointly</w:t>
-      </w:r>
-      <w:r>
-        <w:t xml:space="preserve"> </w:t>
-      </w:r>
-      <w:r>
-        <w:t xml:space="preserve">“</w:t>
-      </w:r>
-      <w:r>
-        <w:t xml:space="preserve">or</w:t>
-      </w:r>
-      <w:r>
-        <w:t xml:space="preserve">”</w:t>
-      </w:r>
-      <w:r>
-        <w:t xml:space="preserve"> </w:t>
-      </w:r>
-      <w:r>
-        <w:t xml:space="preserve">or</w:t>
-      </w:r>
-      <w:r>
-        <w:t xml:space="preserve"> </w:t>
-      </w:r>
-      <w:r>
-        <w:t xml:space="preserve">“</w:t>
-      </w:r>
-      <w:r>
-        <w:t xml:space="preserve">with survivorship</w:t>
-      </w:r>
-      <w:r>
-        <w:t xml:space="preserve">”</w:t>
-      </w:r>
-      <w:r>
-        <w:t xml:space="preserve"> </w:t>
-      </w:r>
-      <w:r>
-        <w:t xml:space="preserve">goes to the survivor with the title and death certificate.</w:t>
+        <w:t xml:space="preserve">A car owned jointly "or" or "with survivorship" goes to the survivor with the title and death certificate.</w:t>
       </w:r>
     </w:p>
     <w:p>
@@ -2694,7 +2294,7 @@
         <w:pStyle w:val="Compact"/>
       </w:pPr>
       <w:r>
-        <w:t xml:space="preserve">If no estate is opened, heirs can transfer it with form VSA 24 and everyone’s written consent.</w:t>
+        <w:t xml:space="preserve">If no estate is opened, heirs can transfer it with form VSA 24 and everyone's written consent.</w:t>
       </w:r>
     </w:p>
     <w:p>
@@ -2826,7 +2426,7 @@
       </w:r>
     </w:p>
     <w:bookmarkEnd w:id="29"/>
-    <w:bookmarkStart w:id="36" w:name="Xd2ed6d0bdf47d041cc5254ecb51fb4ab4a5394b"/>
+    <w:bookmarkStart w:id="36" w:name="Xb023ffaad354e79cdc809112b68d99ad2f7f08b"/>
     <w:p>
       <w:pPr>
         <w:pStyle w:val="Heading1"/>
@@ -2863,19 +2463,7 @@
         <w:t xml:space="preserve"> </w:t>
       </w:r>
       <w:r>
-        <w:t xml:space="preserve">The Auctioneers Board says:</w:t>
-      </w:r>
-      <w:r>
-        <w:t xml:space="preserve"> </w:t>
-      </w:r>
-      <w:r>
-        <w:t xml:space="preserve">“</w:t>
-      </w:r>
-      <w:r>
-        <w:t xml:space="preserve">Virginia does not regulate online auctions, so no license is needed.</w:t>
-      </w:r>
-      <w:r>
-        <w:t xml:space="preserve">”</w:t>
+        <w:t xml:space="preserve">The Auctioneers Board says: "Virginia does not regulate online auctions, so no license is needed."</w:t>
       </w:r>
     </w:p>
     <w:p>
@@ -2897,7 +2485,7 @@
         <w:t xml:space="preserve"> </w:t>
       </w:r>
       <w:r>
-        <w:t xml:space="preserve">(§ 54.1-603). The executor’s own exemption does not cover a company the executor hires.</w:t>
+        <w:t xml:space="preserve">(§ 54.1-603). The executor's own exemption does not cover a company the executor hires.</w:t>
       </w:r>
     </w:p>
     <w:p>
@@ -2919,7 +2507,7 @@
         <w:t xml:space="preserve"> </w:t>
       </w:r>
       <w:r>
-        <w:t xml:space="preserve">follow the licensed-auctioneer rules on our online auctions. That means a written contract with an itemized list, a daily accounting, money kept in a separate account, and payout within 30 days (18VAC25-21-110, -150). It is the regulator’s own standard for fair dealing and protects us if questioned.</w:t>
+        <w:t xml:space="preserve">follow the licensed-auctioneer rules on our online auctions. That means a written contract with an itemized list, a daily accounting, money kept in a separate account, and payout within 30 days (18VAC25-21-110, -150). It is the regulator's own standard for fair dealing and protects us if questioned.</w:t>
       </w:r>
     </w:p>
     <w:bookmarkEnd w:id="30"/>
@@ -2951,43 +2539,7 @@
         <w:t xml:space="preserve"> </w:t>
       </w:r>
       <w:r>
-        <w:t xml:space="preserve">Virginia regulation 23VAC10-210-140 says</w:t>
-      </w:r>
-      <w:r>
-        <w:t xml:space="preserve"> </w:t>
-      </w:r>
-      <w:r>
-        <w:t xml:space="preserve">“</w:t>
-      </w:r>
-      <w:r>
-        <w:t xml:space="preserve">an auctioneer, factor or agent must collect the tax on all sales including estate sales.</w:t>
-      </w:r>
-      <w:r>
-        <w:t xml:space="preserve">”</w:t>
-      </w:r>
-      <w:r>
-        <w:t xml:space="preserve"> </w:t>
-      </w:r>
-      <w:r>
-        <w:t xml:space="preserve">The family’s one-time</w:t>
-      </w:r>
-      <w:r>
-        <w:t xml:space="preserve"> </w:t>
-      </w:r>
-      <w:r>
-        <w:t xml:space="preserve">“</w:t>
-      </w:r>
-      <w:r>
-        <w:t xml:space="preserve">occasional sale</w:t>
-      </w:r>
-      <w:r>
-        <w:t xml:space="preserve">”</w:t>
-      </w:r>
-      <w:r>
-        <w:t xml:space="preserve"> </w:t>
-      </w:r>
-      <w:r>
-        <w:t xml:space="preserve">exemption does</w:t>
+        <w:t xml:space="preserve">Virginia regulation 23VAC10-210-140 says "an auctioneer, factor or agent must collect the tax on all sales including estate sales." The family's one-time "occasional sale" exemption does</w:t>
       </w:r>
       <w:r>
         <w:t xml:space="preserve"> </w:t>
@@ -3003,7 +2555,7 @@
         <w:t xml:space="preserve"> </w:t>
       </w:r>
       <w:r>
-        <w:t xml:space="preserve">cover sales we make for them. The only exception is selling off a business’s assets within 3 days.</w:t>
+        <w:t xml:space="preserve">cover sales we make for them. The only exception is selling off a business's assets within 3 days.</w:t>
       </w:r>
     </w:p>
     <w:p>
@@ -3041,25 +2593,7 @@
         <w:t xml:space="preserve"> </w:t>
       </w:r>
       <w:r>
-        <w:t xml:space="preserve">in a year, we become the</w:t>
-      </w:r>
-      <w:r>
-        <w:t xml:space="preserve"> </w:t>
-      </w:r>
-      <w:r>
-        <w:t xml:space="preserve">“</w:t>
-      </w:r>
-      <w:r>
-        <w:t xml:space="preserve">marketplace facilitator.</w:t>
-      </w:r>
-      <w:r>
-        <w:t xml:space="preserve">”</w:t>
-      </w:r>
-      <w:r>
-        <w:t xml:space="preserve"> </w:t>
-      </w:r>
-      <w:r>
-        <w:t xml:space="preserve">We must collect tax on every sale we facilitate, and sellers must stop (§ 58.1-612.1).</w:t>
+        <w:t xml:space="preserve">in a year, we become the "marketplace facilitator." We must collect tax on every sale we facilitate, and sellers must stop (§ 58.1-612.1).</w:t>
       </w:r>
     </w:p>
     <w:p>
@@ -3151,25 +2685,7 @@
         <w:t xml:space="preserve"> </w:t>
       </w:r>
       <w:r>
-        <w:t xml:space="preserve">We recommend a decision on this before the Pack launches. Options are in</w:t>
-      </w:r>
-      <w:r>
-        <w:t xml:space="preserve"> </w:t>
-      </w:r>
-      <w:r>
-        <w:t xml:space="preserve">“</w:t>
-      </w:r>
-      <w:r>
-        <w:t xml:space="preserve">What to build</w:t>
-      </w:r>
-      <w:r>
-        <w:t xml:space="preserve">”</w:t>
-      </w:r>
-      <w:r>
-        <w:t xml:space="preserve"> </w:t>
-      </w:r>
-      <w:r>
-        <w:t xml:space="preserve">below.</w:t>
+        <w:t xml:space="preserve">We recommend a decision on this before the Pack launches. Options are in "What to build" below.</w:t>
       </w:r>
     </w:p>
     <w:bookmarkEnd w:id="31"/>
@@ -3201,7 +2717,7 @@
         <w:t xml:space="preserve"> </w:t>
       </w:r>
       <w:r>
-        <w:t xml:space="preserve">We never own the item, so the precious-metals dealer law doesn’t apply.</w:t>
+        <w:t xml:space="preserve">We never own the item, so the precious-metals dealer law doesn't apply.</w:t>
       </w:r>
     </w:p>
     <w:p>
@@ -3239,41 +2755,13 @@
           <w:bCs/>
           <w:b/>
         </w:rPr>
-        <w:t xml:space="preserve">Buying from heirs, downsizers or walk-ins makes us a</w:t>
-      </w:r>
-      <w:r>
-        <w:rPr>
-          <w:bCs/>
-          <w:b/>
-        </w:rPr>
-        <w:t xml:space="preserve"> </w:t>
-      </w:r>
-      <w:r>
-        <w:rPr>
-          <w:bCs/>
-          <w:b/>
-        </w:rPr>
-        <w:t xml:space="preserve">“</w:t>
-      </w:r>
-      <w:r>
-        <w:rPr>
-          <w:bCs/>
-          <w:b/>
-        </w:rPr>
-        <w:t xml:space="preserve">dealer.</w:t>
-      </w:r>
-      <w:r>
-        <w:rPr>
-          <w:bCs/>
-          <w:b/>
-        </w:rPr>
-        <w:t xml:space="preserve">”</w:t>
-      </w:r>
-      <w:r>
-        <w:t xml:space="preserve"> </w:t>
-      </w:r>
-      <w:r>
-        <w:t xml:space="preserve">That requires a local police or sheriff permit ($200 a year), a $10,000 bond, a copy of the seller’s ID, a report to police within 24 hours, and a 15-day hold before resale (§§ 54.1-4101 to -4110).</w:t>
+        <w:t xml:space="preserve">Buying from heirs, downsizers or walk-ins makes us a "dealer."</w:t>
+      </w:r>
+      <w:r>
+        <w:t xml:space="preserve"> </w:t>
+      </w:r>
+      <w:r>
+        <w:t xml:space="preserve">That requires a local police or sheriff permit ($200 a year), a $10,000 bond, a copy of the seller's ID, a report to police within 24 hours, and a 15-day hold before resale (§§ 54.1-4101 to -4110).</w:t>
       </w:r>
     </w:p>
     <w:bookmarkEnd w:id="32"/>
@@ -3303,22 +2791,7 @@
         <w:pStyle w:val="Compact"/>
       </w:pPr>
       <w:r>
-        <w:t xml:space="preserve">tag each one</w:t>
-      </w:r>
-      <w:r>
-        <w:t xml:space="preserve"> </w:t>
-      </w:r>
-      <w:r>
-        <w:t xml:space="preserve">“</w:t>
-      </w:r>
-      <w:r>
-        <w:t xml:space="preserve">secondhand</w:t>
-      </w:r>
-      <w:r>
-        <w:t xml:space="preserve">”</w:t>
-      </w:r>
-      <w:r>
-        <w:t xml:space="preserve">;</w:t>
+        <w:t xml:space="preserve">tag each one "secondhand";</w:t>
       </w:r>
     </w:p>
     <w:p>
@@ -3330,25 +2803,7 @@
         <w:pStyle w:val="Compact"/>
       </w:pPr>
       <w:r>
-        <w:t xml:space="preserve">say</w:t>
-      </w:r>
-      <w:r>
-        <w:t xml:space="preserve"> </w:t>
-      </w:r>
-      <w:r>
-        <w:t xml:space="preserve">“</w:t>
-      </w:r>
-      <w:r>
-        <w:t xml:space="preserve">secondhand</w:t>
-      </w:r>
-      <w:r>
-        <w:t xml:space="preserve">”</w:t>
-      </w:r>
-      <w:r>
-        <w:t xml:space="preserve"> </w:t>
-      </w:r>
-      <w:r>
-        <w:t xml:space="preserve">clearly in every ad; and</w:t>
+        <w:t xml:space="preserve">say "secondhand" clearly in every ad; and</w:t>
       </w:r>
     </w:p>
     <w:p>
@@ -3360,25 +2815,7 @@
         <w:pStyle w:val="Compact"/>
       </w:pPr>
       <w:r>
-        <w:t xml:space="preserve">give a written invoice marked</w:t>
-      </w:r>
-      <w:r>
-        <w:t xml:space="preserve"> </w:t>
-      </w:r>
-      <w:r>
-        <w:t xml:space="preserve">“</w:t>
-      </w:r>
-      <w:r>
-        <w:t xml:space="preserve">secondhand watch</w:t>
-      </w:r>
-      <w:r>
-        <w:t xml:space="preserve">”</w:t>
-      </w:r>
-      <w:r>
-        <w:t xml:space="preserve"> </w:t>
-      </w:r>
-      <w:r>
-        <w:t xml:space="preserve">and keep a copy for 5 years.</w:t>
+        <w:t xml:space="preserve">give a written invoice marked "secondhand watch" and keep a copy for 5 years.</w:t>
       </w:r>
     </w:p>
     <w:p>
@@ -3404,25 +2841,7 @@
         <w:t xml:space="preserve"> </w:t>
       </w:r>
       <w:r>
-        <w:t xml:space="preserve">the listing writer adds</w:t>
-      </w:r>
-      <w:r>
-        <w:t xml:space="preserve"> </w:t>
-      </w:r>
-      <w:r>
-        <w:t xml:space="preserve">“</w:t>
-      </w:r>
-      <w:r>
-        <w:t xml:space="preserve">Secondhand watch</w:t>
-      </w:r>
-      <w:r>
-        <w:t xml:space="preserve">”</w:t>
-      </w:r>
-      <w:r>
-        <w:t xml:space="preserve"> </w:t>
-      </w:r>
-      <w:r>
-        <w:t xml:space="preserve">automatically to any watch.</w:t>
+        <w:t xml:space="preserve">the listing writer adds "Secondhand watch" automatically to any watch.</w:t>
       </w:r>
     </w:p>
     <w:bookmarkEnd w:id="33"/>
@@ -3448,59 +2867,13 @@
           <w:bCs/>
           <w:b/>
         </w:rPr>
-        <w:t xml:space="preserve">Say</w:t>
-      </w:r>
-      <w:r>
-        <w:rPr>
-          <w:bCs/>
-          <w:b/>
-        </w:rPr>
-        <w:t xml:space="preserve"> </w:t>
-      </w:r>
-      <w:r>
-        <w:rPr>
-          <w:bCs/>
-          <w:b/>
-        </w:rPr>
-        <w:t xml:space="preserve">“</w:t>
-      </w:r>
-      <w:r>
-        <w:rPr>
-          <w:bCs/>
-          <w:b/>
-        </w:rPr>
-        <w:t xml:space="preserve">used.</w:t>
-      </w:r>
-      <w:r>
-        <w:rPr>
-          <w:bCs/>
-          <w:b/>
-        </w:rPr>
-        <w:t xml:space="preserve">”</w:t>
-      </w:r>
-      <w:r>
-        <w:t xml:space="preserve"> </w:t>
-      </w:r>
-      <w:r>
-        <w:t xml:space="preserve">Virginia’s Consumer Protection Act requires a seller to say</w:t>
-      </w:r>
-      <w:r>
-        <w:t xml:space="preserve"> </w:t>
-      </w:r>
-      <w:r>
-        <w:t xml:space="preserve">“</w:t>
-      </w:r>
-      <w:r>
-        <w:t xml:space="preserve">clearly and unequivocally</w:t>
-      </w:r>
-      <w:r>
-        <w:t xml:space="preserve">”</w:t>
-      </w:r>
-      <w:r>
-        <w:t xml:space="preserve"> </w:t>
-      </w:r>
-      <w:r>
-        <w:t xml:space="preserve">that goods are used, secondhand, or damaged (§ 59.1-200(A)(7)).</w:t>
+        <w:t xml:space="preserve">Say "used."</w:t>
+      </w:r>
+      <w:r>
+        <w:t xml:space="preserve"> </w:t>
+      </w:r>
+      <w:r>
+        <w:t xml:space="preserve">Virginia's Consumer Protection Act requires a seller to say "clearly and unequivocally" that goods are used, secondhand, or damaged (§ 59.1-200(A)(7)).</w:t>
       </w:r>
     </w:p>
     <w:p>
@@ -3516,35 +2889,7 @@
           <w:bCs/>
           <w:b/>
         </w:rPr>
-        <w:t xml:space="preserve">“</w:t>
-      </w:r>
-      <w:r>
-        <w:rPr>
-          <w:bCs/>
-          <w:b/>
-        </w:rPr>
-        <w:t xml:space="preserve">As is</w:t>
-      </w:r>
-      <w:r>
-        <w:rPr>
-          <w:bCs/>
-          <w:b/>
-        </w:rPr>
-        <w:t xml:space="preserve">”</w:t>
-      </w:r>
-      <w:r>
-        <w:rPr>
-          <w:bCs/>
-          <w:b/>
-        </w:rPr>
-        <w:t xml:space="preserve"> </w:t>
-      </w:r>
-      <w:r>
-        <w:rPr>
-          <w:bCs/>
-          <w:b/>
-        </w:rPr>
-        <w:t xml:space="preserve">works</w:t>
+        <w:t xml:space="preserve">"As is" works</w:t>
       </w:r>
       <w:r>
         <w:t xml:space="preserve"> </w:t>
@@ -3566,25 +2911,7 @@
         <w:t xml:space="preserve"> </w:t>
       </w:r>
       <w:r>
-        <w:t xml:space="preserve">undo what the listing itself promises. If the description says</w:t>
-      </w:r>
-      <w:r>
-        <w:t xml:space="preserve"> </w:t>
-      </w:r>
-      <w:r>
-        <w:t xml:space="preserve">“</w:t>
-      </w:r>
-      <w:r>
-        <w:t xml:space="preserve">works perfectly,</w:t>
-      </w:r>
-      <w:r>
-        <w:t xml:space="preserve">”</w:t>
-      </w:r>
-      <w:r>
-        <w:t xml:space="preserve"> </w:t>
-      </w:r>
-      <w:r>
-        <w:t xml:space="preserve">that is a promise.</w:t>
+        <w:t xml:space="preserve">undo what the listing itself promises. If the description says "works perfectly," that is a promise.</w:t>
       </w:r>
     </w:p>
     <w:p>
@@ -3600,63 +2927,7 @@
           <w:bCs/>
           <w:b/>
         </w:rPr>
-        <w:t xml:space="preserve">“</w:t>
-      </w:r>
-      <w:r>
-        <w:rPr>
-          <w:bCs/>
-          <w:b/>
-        </w:rPr>
-        <w:t xml:space="preserve">Estimated,</w:t>
-      </w:r>
-      <w:r>
-        <w:rPr>
-          <w:bCs/>
-          <w:b/>
-        </w:rPr>
-        <w:t xml:space="preserve">”</w:t>
-      </w:r>
-      <w:r>
-        <w:rPr>
-          <w:bCs/>
-          <w:b/>
-        </w:rPr>
-        <w:t xml:space="preserve"> </w:t>
-      </w:r>
-      <w:r>
-        <w:rPr>
-          <w:bCs/>
-          <w:b/>
-        </w:rPr>
-        <w:t xml:space="preserve">never</w:t>
-      </w:r>
-      <w:r>
-        <w:rPr>
-          <w:bCs/>
-          <w:b/>
-        </w:rPr>
-        <w:t xml:space="preserve"> </w:t>
-      </w:r>
-      <w:r>
-        <w:rPr>
-          <w:bCs/>
-          <w:b/>
-        </w:rPr>
-        <w:t xml:space="preserve">“</w:t>
-      </w:r>
-      <w:r>
-        <w:rPr>
-          <w:bCs/>
-          <w:b/>
-        </w:rPr>
-        <w:t xml:space="preserve">appraised,</w:t>
-      </w:r>
-      <w:r>
-        <w:rPr>
-          <w:bCs/>
-          <w:b/>
-        </w:rPr>
-        <w:t xml:space="preserve">”</w:t>
+        <w:t xml:space="preserve">"Estimated," never "appraised,"</w:t>
       </w:r>
       <w:r>
         <w:t xml:space="preserve"> </w:t>
@@ -3696,19 +2967,7 @@
         <w:pStyle w:val="Compact"/>
       </w:pPr>
       <w:r>
-        <w:t xml:space="preserve">“</w:t>
-      </w:r>
-      <w:r>
-        <w:t xml:space="preserve">Gold</w:t>
-      </w:r>
-      <w:r>
-        <w:t xml:space="preserve">”</w:t>
-      </w:r>
-      <w:r>
-        <w:t xml:space="preserve"> </w:t>
-      </w:r>
-      <w:r>
-        <w:t xml:space="preserve">alone means 24k; otherwise state the karat.</w:t>
+        <w:t xml:space="preserve">"Gold" alone means 24k; otherwise state the karat.</w:t>
       </w:r>
     </w:p>
     <w:p>
@@ -3720,19 +2979,7 @@
         <w:pStyle w:val="Compact"/>
       </w:pPr>
       <w:r>
-        <w:t xml:space="preserve">“</w:t>
-      </w:r>
-      <w:r>
-        <w:t xml:space="preserve">Sterling</w:t>
-      </w:r>
-      <w:r>
-        <w:t xml:space="preserve">”</w:t>
-      </w:r>
-      <w:r>
-        <w:t xml:space="preserve"> </w:t>
-      </w:r>
-      <w:r>
-        <w:t xml:space="preserve">means 92.5% silver.</w:t>
+        <w:t xml:space="preserve">"Sterling" means 92.5% silver.</w:t>
       </w:r>
     </w:p>
     <w:p>
@@ -3744,37 +2991,7 @@
         <w:pStyle w:val="Compact"/>
       </w:pPr>
       <w:r>
-        <w:t xml:space="preserve">“</w:t>
-      </w:r>
-      <w:r>
-        <w:t xml:space="preserve">Plated</w:t>
-      </w:r>
-      <w:r>
-        <w:t xml:space="preserve">”</w:t>
-      </w:r>
-      <w:r>
-        <w:t xml:space="preserve"> </w:t>
-      </w:r>
-      <w:r>
-        <w:t xml:space="preserve">or</w:t>
-      </w:r>
-      <w:r>
-        <w:t xml:space="preserve"> </w:t>
-      </w:r>
-      <w:r>
-        <w:t xml:space="preserve">“</w:t>
-      </w:r>
-      <w:r>
-        <w:t xml:space="preserve">filled</w:t>
-      </w:r>
-      <w:r>
-        <w:t xml:space="preserve">”</w:t>
-      </w:r>
-      <w:r>
-        <w:t xml:space="preserve"> </w:t>
-      </w:r>
-      <w:r>
-        <w:t xml:space="preserve">must be said.</w:t>
+        <w:t xml:space="preserve">"Plated" or "filled" must be said.</w:t>
       </w:r>
     </w:p>
     <w:p>
@@ -3826,25 +3043,7 @@
         <w:pStyle w:val="FirstParagraph"/>
       </w:pPr>
       <w:r>
-        <w:t xml:space="preserve">Household goods from an estate are</w:t>
-      </w:r>
-      <w:r>
-        <w:t xml:space="preserve"> </w:t>
-      </w:r>
-      <w:r>
-        <w:t xml:space="preserve">“</w:t>
-      </w:r>
-      <w:r>
-        <w:t xml:space="preserve">consumer goods,</w:t>
-      </w:r>
-      <w:r>
-        <w:t xml:space="preserve">”</w:t>
-      </w:r>
-      <w:r>
-        <w:t xml:space="preserve"> </w:t>
-      </w:r>
-      <w:r>
-        <w:t xml:space="preserve">so the special UCC consignment rules usually don’t apply (§ 8.9A-102(a)(20)). Ordinary agency law applies, and the estate keeps ownership until the sale. The written agreement should cover:</w:t>
+        <w:t xml:space="preserve">Household goods from an estate are "consumer goods," so the special UCC consignment rules usually don't apply (§ 8.9A-102(a)(20)). Ordinary agency law applies, and the estate keeps ownership until the sale. The written agreement should cover:</w:t>
       </w:r>
     </w:p>
     <w:p>
@@ -3952,7 +3151,7 @@
         <w:pStyle w:val="Compact"/>
       </w:pPr>
       <w:r>
-        <w:t xml:space="preserve">the estate’s tax ID and a W-9;</w:t>
+        <w:t xml:space="preserve">the estate's tax ID and a W-9;</w:t>
       </w:r>
     </w:p>
     <w:p>
@@ -3964,7 +3163,7 @@
         <w:pStyle w:val="Compact"/>
       </w:pPr>
       <w:r>
-        <w:t xml:space="preserve">the seller’s promise that they have the right to sell, and to cover us if they don’t;</w:t>
+        <w:t xml:space="preserve">the seller's promise that they have the right to sell, and to cover us if they don't;</w:t>
       </w:r>
     </w:p>
     <w:p>
@@ -3976,12 +3175,12 @@
         <w:pStyle w:val="Compact"/>
       </w:pPr>
       <w:r>
-        <w:t xml:space="preserve">the list of items we won’t take (Part F).</w:t>
+        <w:t xml:space="preserve">the list of items we won't take (Part F).</w:t>
       </w:r>
     </w:p>
     <w:bookmarkEnd w:id="35"/>
     <w:bookmarkEnd w:id="36"/>
-    <w:bookmarkStart w:id="42" w:name="part-e.-money-and-taxes"/>
+    <w:bookmarkStart w:id="42" w:name="part-e-money-and-taxes"/>
     <w:p>
       <w:pPr>
         <w:pStyle w:val="Heading1"/>
@@ -4030,7 +3229,7 @@
         <w:pStyle w:val="Compact"/>
       </w:pPr>
       <w:r>
-        <w:t xml:space="preserve">Payouts should go to an estate bank account under the estate’s own tax ID (EIN). IRS Pub. 559 says not to use the dead person’s Social Security number after the final return.</w:t>
+        <w:t xml:space="preserve">Payouts should go to an estate bank account under the estate's own tax ID (EIN). IRS Pub. 559 says not to use the dead person's Social Security number after the final return.</w:t>
       </w:r>
     </w:p>
     <w:p>
@@ -4052,43 +3251,7 @@
         <w:t xml:space="preserve"> </w:t>
       </w:r>
       <w:r>
-        <w:t xml:space="preserve">Stripe’s account types are individual, company, non-profit and government. No</w:t>
-      </w:r>
-      <w:r>
-        <w:t xml:space="preserve"> </w:t>
-      </w:r>
-      <w:r>
-        <w:t xml:space="preserve">“</w:t>
-      </w:r>
-      <w:r>
-        <w:t xml:space="preserve">estate</w:t>
-      </w:r>
-      <w:r>
-        <w:t xml:space="preserve">”</w:t>
-      </w:r>
-      <w:r>
-        <w:t xml:space="preserve"> </w:t>
-      </w:r>
-      <w:r>
-        <w:t xml:space="preserve">type is listed. Stripe support needs to confirm that an estate can sign up as a</w:t>
-      </w:r>
-      <w:r>
-        <w:t xml:space="preserve"> </w:t>
-      </w:r>
-      <w:r>
-        <w:t xml:space="preserve">“</w:t>
-      </w:r>
-      <w:r>
-        <w:t xml:space="preserve">company</w:t>
-      </w:r>
-      <w:r>
-        <w:t xml:space="preserve">”</w:t>
-      </w:r>
-      <w:r>
-        <w:t xml:space="preserve"> </w:t>
-      </w:r>
-      <w:r>
-        <w:t xml:space="preserve">with its EIN, with the executor as the representative.</w:t>
+        <w:t xml:space="preserve">Stripe's account types are individual, company, non-profit and government. No "estate" type is listed. Stripe support needs to confirm that an estate can sign up as a "company" with its EIN, with the executor as the representative.</w:t>
       </w:r>
     </w:p>
     <w:p>
@@ -4100,25 +3263,7 @@
         <w:pStyle w:val="Compact"/>
       </w:pPr>
       <w:r>
-        <w:t xml:space="preserve">Until Stripe confirms, the fallback is paying the executor as an individual, noted as</w:t>
-      </w:r>
-      <w:r>
-        <w:t xml:space="preserve"> </w:t>
-      </w:r>
-      <w:r>
-        <w:t xml:space="preserve">“</w:t>
-      </w:r>
-      <w:r>
-        <w:t xml:space="preserve">for the estate.</w:t>
-      </w:r>
-      <w:r>
-        <w:t xml:space="preserve">”</w:t>
-      </w:r>
-      <w:r>
-        <w:t xml:space="preserve"> </w:t>
-      </w:r>
-      <w:r>
-        <w:t xml:space="preserve">That puts the tax form under the executor’s number, which their accountant should know about.</w:t>
+        <w:t xml:space="preserve">Until Stripe confirms, the fallback is paying the executor as an individual, noted as "for the estate." That puts the tax form under the executor's number, which their accountant should know about.</w:t>
       </w:r>
     </w:p>
     <w:bookmarkEnd w:id="37"/>
@@ -4228,25 +3373,7 @@
         <w:pStyle w:val="Compact"/>
       </w:pPr>
       <w:r>
-        <w:t xml:space="preserve">Inherited items take a</w:t>
-      </w:r>
-      <w:r>
-        <w:t xml:space="preserve"> </w:t>
-      </w:r>
-      <w:r>
-        <w:t xml:space="preserve">“</w:t>
-      </w:r>
-      <w:r>
-        <w:t xml:space="preserve">stepped-up</w:t>
-      </w:r>
-      <w:r>
-        <w:t xml:space="preserve">”</w:t>
-      </w:r>
-      <w:r>
-        <w:t xml:space="preserve"> </w:t>
-      </w:r>
-      <w:r>
-        <w:t xml:space="preserve">value as of the date of death (IRC § 1014). Selling near that value means little or no gain.</w:t>
+        <w:t xml:space="preserve">Inherited items take a "stepped-up" value as of the date of death (IRC § 1014). Selling near that value means little or no gain.</w:t>
       </w:r>
     </w:p>
     <w:p>
@@ -4258,7 +3385,7 @@
         <w:pStyle w:val="Compact"/>
       </w:pPr>
       <w:r>
-        <w:t xml:space="preserve">Losses on personal items can’t be deducted, but they also aren’t taxed.</w:t>
+        <w:t xml:space="preserve">Losses on personal items can't be deducted, but they also aren't taxed.</w:t>
       </w:r>
     </w:p>
     <w:p>
@@ -4374,7 +3501,7 @@
         <w:pStyle w:val="Heading2"/>
       </w:pPr>
       <w:r>
-        <w:t xml:space="preserve">Donating what’s left</w:t>
+        <w:t xml:space="preserve">Donating what's left</w:t>
       </w:r>
     </w:p>
     <w:p>
@@ -4386,25 +3513,7 @@
         <w:pStyle w:val="Compact"/>
       </w:pPr>
       <w:r>
-        <w:t xml:space="preserve">Clothes and household items must be in</w:t>
-      </w:r>
-      <w:r>
-        <w:t xml:space="preserve"> </w:t>
-      </w:r>
-      <w:r>
-        <w:t xml:space="preserve">“</w:t>
-      </w:r>
-      <w:r>
-        <w:t xml:space="preserve">good used condition or better</w:t>
-      </w:r>
-      <w:r>
-        <w:t xml:space="preserve">”</w:t>
-      </w:r>
-      <w:r>
-        <w:t xml:space="preserve"> </w:t>
-      </w:r>
-      <w:r>
-        <w:t xml:space="preserve">to deduct.</w:t>
+        <w:t xml:space="preserve">Clothes and household items must be in "good used condition or better" to deduct.</w:t>
       </w:r>
     </w:p>
     <w:p>
@@ -4440,7 +3549,7 @@
         <w:pStyle w:val="Compact"/>
       </w:pPr>
       <w:r>
-        <w:t xml:space="preserve">From 2026, people who don’t itemize can deduct only</w:t>
+        <w:t xml:space="preserve">From 2026, people who don't itemize can deduct only</w:t>
       </w:r>
       <w:r>
         <w:t xml:space="preserve"> </w:t>
@@ -4548,36 +3657,18 @@
         <w:t xml:space="preserve"> </w:t>
       </w:r>
       <w:r>
-        <w:t xml:space="preserve">is ours to report: the</w:t>
-      </w:r>
-      <w:r>
-        <w:t xml:space="preserve"> </w:t>
-      </w:r>
-      <w:r>
-        <w:t xml:space="preserve">“</w:t>
-      </w:r>
-      <w:r>
-        <w:t xml:space="preserve">$X is waiting</w:t>
-      </w:r>
-      <w:r>
-        <w:t xml:space="preserve">”</w:t>
-      </w:r>
-      <w:r>
-        <w:t xml:space="preserve"> </w:t>
-      </w:r>
-      <w:r>
-        <w:t xml:space="preserve">balances for sellers without payouts.</w:t>
+        <w:t xml:space="preserve">is ours to report: the "$X is waiting" balances for sellers without payouts.</w:t>
       </w:r>
     </w:p>
     <w:bookmarkEnd w:id="41"/>
     <w:bookmarkEnd w:id="42"/>
-    <w:bookmarkStart w:id="43" w:name="X5ce6dfcda2e7c0cf42ffc5be587246f57d9bb6c"/>
+    <w:bookmarkStart w:id="43" w:name="X524ba65bfe10d31a485a49c6288dd16b27d5381"/>
     <w:p>
       <w:pPr>
         <w:pStyle w:val="Heading1"/>
       </w:pPr>
       <w:r>
-        <w:t xml:space="preserve">Part F. What we can and can’t sell from an estate</w:t>
+        <w:t xml:space="preserve">Part F. What we can and can't sell from an estate</w:t>
       </w:r>
     </w:p>
     <w:p>
@@ -4585,31 +3676,13 @@
         <w:pStyle w:val="FirstParagraph"/>
       </w:pPr>
       <w:r>
-        <w:t xml:space="preserve">This list becomes the Pack’s</w:t>
-      </w:r>
-      <w:r>
-        <w:t xml:space="preserve"> </w:t>
-      </w:r>
-      <w:r>
-        <w:t xml:space="preserve">“</w:t>
-      </w:r>
-      <w:r>
-        <w:t xml:space="preserve">set aside, don’t list</w:t>
-      </w:r>
-      <w:r>
-        <w:t xml:space="preserve">”</w:t>
-      </w:r>
-      <w:r>
-        <w:t xml:space="preserve"> </w:t>
-      </w:r>
-      <w:r>
-        <w:t xml:space="preserve">screen and extends the listing writer’s existing warning.</w:t>
+        <w:t xml:space="preserve">This list becomes the Pack's "set aside, don't list" screen and extends the listing writer's existing warning.</w:t>
       </w:r>
     </w:p>
     <w:tbl>
       <w:tblPr>
         <w:tblStyle w:val="Table"/>
-        <w:tblW w:type="pct" w:w="5000"/>
+        <w:tblW w:type="auto" w:w="0"/>
         <w:tblLook w:firstRow="1" w:lastRow="0" w:firstColumn="0" w:lastColumn="0" w:noHBand="0" w:noVBand="0" w:val="0020"/>
         <w:jc w:val="start"/>
       </w:tblPr>
@@ -4962,7 +4035,7 @@
               <w:jc w:val="left"/>
             </w:pPr>
             <w:r>
-              <w:t xml:space="preserve">Old painted children’s items or furniture with lead</w:t>
+              <w:t xml:space="preserve">Old painted children's items or furniture with lead</w:t>
             </w:r>
           </w:p>
         </w:tc>
@@ -5350,13 +4423,7 @@
               <w:jc w:val="left"/>
             </w:pPr>
             <w:r>
-              <w:t xml:space="preserve">“</w:t>
-            </w:r>
-            <w:r>
-              <w:t xml:space="preserve">Native American made</w:t>
-            </w:r>
-            <w:r>
-              <w:t xml:space="preserve">”</w:t>
+              <w:t xml:space="preserve">"Native American made"</w:t>
             </w:r>
           </w:p>
         </w:tc>
@@ -5482,25 +4549,7 @@
               <w:jc w:val="left"/>
             </w:pPr>
             <w:r>
-              <w:t xml:space="preserve">Guns Virginia calls</w:t>
-            </w:r>
-            <w:r>
-              <w:t xml:space="preserve"> </w:t>
-            </w:r>
-            <w:r>
-              <w:t xml:space="preserve">“</w:t>
-            </w:r>
-            <w:r>
-              <w:t xml:space="preserve">assault firearms,</w:t>
-            </w:r>
-            <w:r>
-              <w:t xml:space="preserve">”</w:t>
-            </w:r>
-            <w:r>
-              <w:t xml:space="preserve"> </w:t>
-            </w:r>
-            <w:r>
-              <w:t xml:space="preserve">magazines over 15 rounds</w:t>
+              <w:t xml:space="preserve">Guns Virginia calls "assault firearms," magazines over 15 rounds</w:t>
             </w:r>
           </w:p>
         </w:tc>
@@ -5528,7 +4577,7 @@
               <w:jc w:val="left"/>
             </w:pPr>
             <w:r>
-              <w:t xml:space="preserve">New 2026 law. Currently blocked by court order while on appeal, but write the rule as if it’s in force.</w:t>
+              <w:t xml:space="preserve">New 2026 law. Currently blocked by court order while on appeal, but write the rule as if it's in force.</w:t>
             </w:r>
             <w:r>
               <w:t xml:space="preserve"> </w:t>
@@ -5664,7 +4713,7 @@
               <w:jc w:val="left"/>
             </w:pPr>
             <w:r>
-              <w:t xml:space="preserve">Can’t be mailed</w:t>
+              <w:t xml:space="preserve">Can't be mailed</w:t>
             </w:r>
           </w:p>
         </w:tc>
@@ -5874,7 +4923,7 @@
               <w:jc w:val="left"/>
             </w:pPr>
             <w:r>
-              <w:t xml:space="preserve">Ground shipping only, don’t open; disclose</w:t>
+              <w:t xml:space="preserve">Ground shipping only, don't open; disclose</w:t>
             </w:r>
           </w:p>
         </w:tc>
@@ -6014,19 +5063,7 @@
               <w:jc w:val="left"/>
             </w:pPr>
             <w:r>
-              <w:t xml:space="preserve">Replica coins not marked</w:t>
-            </w:r>
-            <w:r>
-              <w:t xml:space="preserve"> </w:t>
-            </w:r>
-            <w:r>
-              <w:t xml:space="preserve">“</w:t>
-            </w:r>
-            <w:r>
-              <w:t xml:space="preserve">COPY</w:t>
-            </w:r>
-            <w:r>
-              <w:t xml:space="preserve">”</w:t>
+              <w:t xml:space="preserve">Replica coins not marked "COPY"</w:t>
             </w:r>
           </w:p>
         </w:tc>
@@ -6096,25 +5133,7 @@
               <w:jc w:val="left"/>
             </w:pPr>
             <w:r>
-              <w:t xml:space="preserve">Federal counterfeit law; calling it a</w:t>
-            </w:r>
-            <w:r>
-              <w:t xml:space="preserve"> </w:t>
-            </w:r>
-            <w:r>
-              <w:t xml:space="preserve">“</w:t>
-            </w:r>
-            <w:r>
-              <w:t xml:space="preserve">replica</w:t>
-            </w:r>
-            <w:r>
-              <w:t xml:space="preserve">”</w:t>
-            </w:r>
-            <w:r>
-              <w:t xml:space="preserve"> </w:t>
-            </w:r>
-            <w:r>
-              <w:t xml:space="preserve">doesn’t fix it</w:t>
+              <w:t xml:space="preserve">Federal counterfeit law; calling it a "replica" doesn't fix it</w:t>
             </w:r>
           </w:p>
         </w:tc>
@@ -6205,7 +5224,7 @@
       </w:tr>
     </w:tbl>
     <w:bookmarkEnd w:id="43"/>
-    <w:bookmarkStart w:id="50" w:name="Xe63687da53c7720d20d01b2234fc71e246422a0"/>
+    <w:bookmarkStart w:id="50" w:name="X194cf8c763562079ab7bab66e945bb03e67543c"/>
     <w:p>
       <w:pPr>
         <w:pStyle w:val="Heading1"/>
@@ -6242,7 +5261,7 @@
         <w:t xml:space="preserve"> </w:t>
       </w:r>
       <w:r>
-        <w:t xml:space="preserve">Virginia makes it a crime to use a vulnerable adult’s impairment to take their property (§ 18.2-178.1). Acting in good faith for their benefit is a defense.</w:t>
+        <w:t xml:space="preserve">Virginia makes it a crime to use a vulnerable adult's impairment to take their property (§ 18.2-178.1). Acting in good faith for their benefit is a defense.</w:t>
       </w:r>
     </w:p>
     <w:p>
@@ -6333,7 +5352,7 @@
         <w:pStyle w:val="Compact"/>
       </w:pPr>
       <w:r>
-        <w:t xml:space="preserve">a living parent’s things sold with no power of attorney;</w:t>
+        <w:t xml:space="preserve">a living parent's things sold with no power of attorney;</w:t>
       </w:r>
     </w:p>
     <w:p>
@@ -6357,7 +5376,7 @@
         <w:pStyle w:val="Compact"/>
       </w:pPr>
       <w:r>
-        <w:t xml:space="preserve">payout to someone else’s bank account;</w:t>
+        <w:t xml:space="preserve">payout to someone else's bank account;</w:t>
       </w:r>
     </w:p>
     <w:p>
@@ -6381,25 +5400,7 @@
         <w:pStyle w:val="Compact"/>
       </w:pPr>
       <w:r>
-        <w:t xml:space="preserve">a new</w:t>
-      </w:r>
-      <w:r>
-        <w:t xml:space="preserve"> </w:t>
-      </w:r>
-      <w:r>
-        <w:t xml:space="preserve">“</w:t>
-      </w:r>
-      <w:r>
-        <w:t xml:space="preserve">helper</w:t>
-      </w:r>
-      <w:r>
-        <w:t xml:space="preserve">”</w:t>
-      </w:r>
-      <w:r>
-        <w:t xml:space="preserve"> </w:t>
-      </w:r>
-      <w:r>
-        <w:t xml:space="preserve">running the sale;</w:t>
+        <w:t xml:space="preserve">a new "helper" running the sale;</w:t>
       </w:r>
     </w:p>
     <w:p>
@@ -6505,31 +5506,13 @@
           <w:bCs/>
           <w:b/>
         </w:rPr>
-        <w:t xml:space="preserve">Don’t keep documents we only need to see.</w:t>
-      </w:r>
-      <w:r>
-        <w:t xml:space="preserve"> </w:t>
-      </w:r>
-      <w:r>
-        <w:t xml:space="preserve">Record</w:t>
-      </w:r>
-      <w:r>
-        <w:t xml:space="preserve"> </w:t>
-      </w:r>
-      <w:r>
-        <w:t xml:space="preserve">“</w:t>
-      </w:r>
-      <w:r>
-        <w:t xml:space="preserve">checked certificate of qualification, date, by whom,</w:t>
-      </w:r>
-      <w:r>
-        <w:t xml:space="preserve">”</w:t>
-      </w:r>
-      <w:r>
-        <w:t xml:space="preserve"> </w:t>
-      </w:r>
-      <w:r>
-        <w:t xml:space="preserve">then delete the upload.</w:t>
+        <w:t xml:space="preserve">Don't keep documents we only need to see.</w:t>
+      </w:r>
+      <w:r>
+        <w:t xml:space="preserve"> </w:t>
+      </w:r>
+      <w:r>
+        <w:t xml:space="preserve">Record "checked certificate of qualification, date, by whom," then delete the upload.</w:t>
       </w:r>
     </w:p>
     <w:p>
@@ -6553,7 +5536,7 @@
         <w:pStyle w:val="Compact"/>
       </w:pPr>
       <w:r>
-        <w:t xml:space="preserve">Virginia’s breach law covers Social Security, license and account numbers. Fines go up to $150,000 per breach (§ 18.2-186.6). Encryption is a safe harbor.</w:t>
+        <w:t xml:space="preserve">Virginia's breach law covers Social Security, license and account numbers. Fines go up to $150,000 per breach (§ 18.2-186.6). Encryption is a safe harbor.</w:t>
       </w:r>
     </w:p>
     <w:p>
@@ -6599,7 +5582,7 @@
           <w:bCs/>
           <w:b/>
         </w:rPr>
-        <w:t xml:space="preserve">Never show an estate’s street address publicly.</w:t>
+        <w:t xml:space="preserve">Never show an estate's street address publicly.</w:t>
       </w:r>
       <w:r>
         <w:t xml:space="preserve"> </w:t>
@@ -6617,55 +5600,7 @@
         <w:pStyle w:val="Compact"/>
       </w:pPr>
       <w:r>
-        <w:t xml:space="preserve">Don’t use the words</w:t>
-      </w:r>
-      <w:r>
-        <w:t xml:space="preserve"> </w:t>
-      </w:r>
-      <w:r>
-        <w:t xml:space="preserve">“</w:t>
-      </w:r>
-      <w:r>
-        <w:t xml:space="preserve">estate,</w:t>
-      </w:r>
-      <w:r>
-        <w:t xml:space="preserve">”</w:t>
-      </w:r>
-      <w:r>
-        <w:t xml:space="preserve"> </w:t>
-      </w:r>
-      <w:r>
-        <w:t xml:space="preserve">“</w:t>
-      </w:r>
-      <w:r>
-        <w:t xml:space="preserve">vacant</w:t>
-      </w:r>
-      <w:r>
-        <w:t xml:space="preserve">”</w:t>
-      </w:r>
-      <w:r>
-        <w:t xml:space="preserve"> </w:t>
-      </w:r>
-      <w:r>
-        <w:t xml:space="preserve">or</w:t>
-      </w:r>
-      <w:r>
-        <w:t xml:space="preserve"> </w:t>
-      </w:r>
-      <w:r>
-        <w:t xml:space="preserve">“</w:t>
-      </w:r>
-      <w:r>
-        <w:t xml:space="preserve">deceased</w:t>
-      </w:r>
-      <w:r>
-        <w:t xml:space="preserve">”</w:t>
-      </w:r>
-      <w:r>
-        <w:t xml:space="preserve"> </w:t>
-      </w:r>
-      <w:r>
-        <w:t xml:space="preserve">in public listings.</w:t>
+        <w:t xml:space="preserve">Don't use the words "estate," "vacant" or "deceased" in public listings.</w:t>
       </w:r>
     </w:p>
     <w:p>
@@ -6689,7 +5624,7 @@
         <w:pStyle w:val="Compact"/>
       </w:pPr>
       <w:r>
-        <w:t xml:space="preserve">Don’t post pickup schedules.</w:t>
+        <w:t xml:space="preserve">Don't post pickup schedules.</w:t>
       </w:r>
     </w:p>
     <w:p>
@@ -6743,19 +5678,7 @@
         <w:pStyle w:val="Compact"/>
       </w:pPr>
       <w:r>
-        <w:t xml:space="preserve">“</w:t>
-      </w:r>
-      <w:r>
-        <w:t xml:space="preserve">you inherited money</w:t>
-      </w:r>
-      <w:r>
-        <w:t xml:space="preserve">”</w:t>
-      </w:r>
-      <w:r>
-        <w:t xml:space="preserve"> </w:t>
-      </w:r>
-      <w:r>
-        <w:t xml:space="preserve">letters;</w:t>
+        <w:t xml:space="preserve">"you inherited money" letters;</w:t>
       </w:r>
     </w:p>
     <w:p>
@@ -6791,19 +5714,7 @@
         <w:pStyle w:val="Compact"/>
       </w:pPr>
       <w:r>
-        <w:t xml:space="preserve">“</w:t>
-      </w:r>
-      <w:r>
-        <w:t xml:space="preserve">heir hunters.</w:t>
-      </w:r>
-      <w:r>
-        <w:t xml:space="preserve">”</w:t>
-      </w:r>
-      <w:r>
-        <w:t xml:space="preserve"> </w:t>
-      </w:r>
-      <w:r>
-        <w:t xml:space="preserve">Virginia caps their fee at 10% and voids their deals in the first 3 years. Families can search for state-held money free at vamoneysearch.gov.</w:t>
+        <w:t xml:space="preserve">"heir hunters." Virginia caps their fee at 10% and voids their deals in the first 3 years. Families can search for state-held money free at vamoneysearch.gov.</w:t>
       </w:r>
     </w:p>
     <w:bookmarkEnd w:id="48"/>
@@ -6826,7 +5737,7 @@
     </w:p>
     <w:bookmarkEnd w:id="49"/>
     <w:bookmarkEnd w:id="50"/>
-    <w:bookmarkStart w:id="51" w:name="part-h.-money-from-lawyers-and-realtors"/>
+    <w:bookmarkStart w:id="51" w:name="part-h-money-from-lawyers-and-realtors"/>
     <w:p>
       <w:pPr>
         <w:pStyle w:val="Heading1"/>
@@ -6870,25 +5781,7 @@
         <w:t xml:space="preserve"> </w:t>
       </w:r>
       <w:r>
-        <w:t xml:space="preserve">them, but may pay</w:t>
-      </w:r>
-      <w:r>
-        <w:t xml:space="preserve"> </w:t>
-      </w:r>
-      <w:r>
-        <w:t xml:space="preserve">“</w:t>
-      </w:r>
-      <w:r>
-        <w:t xml:space="preserve">the reasonable costs of advertisements,</w:t>
-      </w:r>
-      <w:r>
-        <w:t xml:space="preserve">”</w:t>
-      </w:r>
-      <w:r>
-        <w:t xml:space="preserve"> </w:t>
-      </w:r>
-      <w:r>
-        <w:t xml:space="preserve">including online directory listings (Rule 7.3). Fee sharing with non-lawyers is banned (Rule 5.4).</w:t>
+        <w:t xml:space="preserve">them, but may pay "the reasonable costs of advertisements," including online directory listings (Rule 7.3). Fee sharing with non-lawyers is banned (Rule 5.4).</w:t>
       </w:r>
     </w:p>
     <w:p>
@@ -6910,19 +5803,7 @@
         <w:t xml:space="preserve"> </w:t>
       </w:r>
       <w:r>
-        <w:t xml:space="preserve">a flat directory or ad fee, the same for every lawyer, shown in a neutral list with</w:t>
-      </w:r>
-      <w:r>
-        <w:t xml:space="preserve"> </w:t>
-      </w:r>
-      <w:r>
-        <w:t xml:space="preserve">“</w:t>
-      </w:r>
-      <w:r>
-        <w:t xml:space="preserve">we don’t recommend any lawyer.</w:t>
-      </w:r>
-      <w:r>
-        <w:t xml:space="preserve">”</w:t>
+        <w:t xml:space="preserve">a flat directory or ad fee, the same for every lawyer, shown in a neutral list with "we don't recommend any lawyer."</w:t>
       </w:r>
     </w:p>
     <w:p>
@@ -7046,25 +5927,7 @@
         <w:pStyle w:val="Compact"/>
       </w:pPr>
       <w:r>
-        <w:t xml:space="preserve">One</w:t>
-      </w:r>
-      <w:r>
-        <w:t xml:space="preserve"> </w:t>
-      </w:r>
-      <w:r>
-        <w:t xml:space="preserve">“</w:t>
-      </w:r>
-      <w:r>
-        <w:t xml:space="preserve">do this next</w:t>
-      </w:r>
-      <w:r>
-        <w:t xml:space="preserve">”</w:t>
-      </w:r>
-      <w:r>
-        <w:t xml:space="preserve"> </w:t>
-      </w:r>
-      <w:r>
-        <w:t xml:space="preserve">button.</w:t>
+        <w:t xml:space="preserve">One "do this next" button.</w:t>
       </w:r>
     </w:p>
     <w:p>
@@ -7088,19 +5951,7 @@
         <w:pStyle w:val="Compact"/>
       </w:pPr>
       <w:r>
-        <w:t xml:space="preserve">“</w:t>
-      </w:r>
-      <w:r>
-        <w:t xml:space="preserve">This is information, not legal advice</w:t>
-      </w:r>
-      <w:r>
-        <w:t xml:space="preserve">”</w:t>
-      </w:r>
-      <w:r>
-        <w:t xml:space="preserve"> </w:t>
-      </w:r>
-      <w:r>
-        <w:t xml:space="preserve">on every screen.</w:t>
+        <w:t xml:space="preserve">"This is information, not legal advice" on every screen.</w:t>
       </w:r>
     </w:p>
     <w:p>
@@ -7130,49 +5981,7 @@
           <w:bCs/>
           <w:b/>
         </w:rPr>
-        <w:t xml:space="preserve">3. A</w:t>
-      </w:r>
-      <w:r>
-        <w:rPr>
-          <w:bCs/>
-          <w:b/>
-        </w:rPr>
-        <w:t xml:space="preserve"> </w:t>
-      </w:r>
-      <w:r>
-        <w:rPr>
-          <w:bCs/>
-          <w:b/>
-        </w:rPr>
-        <w:t xml:space="preserve">“</w:t>
-      </w:r>
-      <w:r>
-        <w:rPr>
-          <w:bCs/>
-          <w:b/>
-        </w:rPr>
-        <w:t xml:space="preserve">Who’s selling?</w:t>
-      </w:r>
-      <w:r>
-        <w:rPr>
-          <w:bCs/>
-          <w:b/>
-        </w:rPr>
-        <w:t xml:space="preserve">”</w:t>
-      </w:r>
-      <w:r>
-        <w:rPr>
-          <w:bCs/>
-          <w:b/>
-        </w:rPr>
-        <w:t xml:space="preserve"> </w:t>
-      </w:r>
-      <w:r>
-        <w:rPr>
-          <w:bCs/>
-          <w:b/>
-        </w:rPr>
-        <w:t xml:space="preserve">step before any estate item goes live.</w:t>
+        <w:t xml:space="preserve">3. A "Who's selling?" step before any estate item goes live.</w:t>
       </w:r>
     </w:p>
     <w:p>
@@ -7220,49 +6029,7 @@
           <w:bCs/>
           <w:b/>
         </w:rPr>
-        <w:t xml:space="preserve">4. A</w:t>
-      </w:r>
-      <w:r>
-        <w:rPr>
-          <w:bCs/>
-          <w:b/>
-        </w:rPr>
-        <w:t xml:space="preserve"> </w:t>
-      </w:r>
-      <w:r>
-        <w:rPr>
-          <w:bCs/>
-          <w:b/>
-        </w:rPr>
-        <w:t xml:space="preserve">“</w:t>
-      </w:r>
-      <w:r>
-        <w:rPr>
-          <w:bCs/>
-          <w:b/>
-        </w:rPr>
-        <w:t xml:space="preserve">set aside, don’t list</w:t>
-      </w:r>
-      <w:r>
-        <w:rPr>
-          <w:bCs/>
-          <w:b/>
-        </w:rPr>
-        <w:t xml:space="preserve">”</w:t>
-      </w:r>
-      <w:r>
-        <w:rPr>
-          <w:bCs/>
-          <w:b/>
-        </w:rPr>
-        <w:t xml:space="preserve"> </w:t>
-      </w:r>
-      <w:r>
-        <w:rPr>
-          <w:bCs/>
-          <w:b/>
-        </w:rPr>
-        <w:t xml:space="preserve">sorter.</w:t>
+        <w:t xml:space="preserve">4. A "set aside, don't list" sorter.</w:t>
       </w:r>
       <w:r>
         <w:t xml:space="preserve"> </w:t>
@@ -7283,37 +6050,7 @@
         <w:t xml:space="preserve">5. An estate belongings list with estimated values</w:t>
       </w:r>
       <w:r>
-        <w:t xml:space="preserve">, exportable for the executor’s inventory. Labeled</w:t>
-      </w:r>
-      <w:r>
-        <w:t xml:space="preserve"> </w:t>
-      </w:r>
-      <w:r>
-        <w:t xml:space="preserve">“</w:t>
-      </w:r>
-      <w:r>
-        <w:t xml:space="preserve">estimate.</w:t>
-      </w:r>
-      <w:r>
-        <w:t xml:space="preserve">”</w:t>
-      </w:r>
-      <w:r>
-        <w:t xml:space="preserve"> </w:t>
-      </w:r>
-      <w:r>
-        <w:t xml:space="preserve">Jewelry, art, guns and collectibles are flagged</w:t>
-      </w:r>
-      <w:r>
-        <w:t xml:space="preserve"> </w:t>
-      </w:r>
-      <w:r>
-        <w:t xml:space="preserve">“</w:t>
-      </w:r>
-      <w:r>
-        <w:t xml:space="preserve">get a real appraisal.</w:t>
-      </w:r>
-      <w:r>
-        <w:t xml:space="preserve">”</w:t>
+        <w:t xml:space="preserve">, exportable for the executor's inventory. Labeled "estimate." Jewelry, art, guns and collectibles are flagged "get a real appraisal."</w:t>
       </w:r>
     </w:p>
     <w:p>
@@ -7342,38 +6079,86 @@
         </w:numPr>
         <w:pStyle w:val="Compact"/>
       </w:pPr>
-    </w:p>
-    <w:p>
-      <w:pPr>
-        <w:numPr>
-          <w:ilvl w:val="1"/>
+      <w:r>
+        <w:t xml:space="preserve">(a) Stripe Tax, which is easiest but costs about 0.5% per sale, so it needs your OK; or</w:t>
+      </w:r>
+    </w:p>
+    <w:p>
+      <w:pPr>
+        <w:numPr>
+          <w:ilvl w:val="0"/>
+          <w:numId w:val="1031"/>
+        </w:numPr>
+        <w:pStyle w:val="Compact"/>
+      </w:pPr>
+      <w:r>
+        <w:t xml:space="preserve">(b) our own free Virginia rate-by-ZIP table from Virginia Tax's published rates, which costs nothing but we must keep it current.</w:t>
+      </w:r>
+    </w:p>
+    <w:p>
+      <w:pPr>
+        <w:pStyle w:val="FirstParagraph"/>
+      </w:pPr>
+      <w:r>
+        <w:rPr>
+          <w:bCs/>
+          <w:b/>
+        </w:rPr>
+        <w:t xml:space="preserve">We recommend (b) to keep costs at zero.</w:t>
+      </w:r>
+      <w:r>
+        <w:t xml:space="preserve"> </w:t>
+      </w:r>
+      <w:r>
+        <w:t xml:space="preserve">Either way, register with Virginia Tax if the warehouse business isn't already registered.</w:t>
+      </w:r>
+    </w:p>
+    <w:p>
+      <w:pPr>
+        <w:pStyle w:val="BodyText"/>
+      </w:pPr>
+      <w:r>
+        <w:rPr>
+          <w:bCs/>
+          <w:b/>
+        </w:rPr>
+        <w:t xml:space="preserve">7. Small fixes:</w:t>
+      </w:r>
+    </w:p>
+    <w:p>
+      <w:pPr>
+        <w:numPr>
+          <w:ilvl w:val="0"/>
           <w:numId w:val="1032"/>
         </w:numPr>
         <w:pStyle w:val="Compact"/>
       </w:pPr>
       <w:r>
-        <w:t xml:space="preserve">Stripe Tax, which is easiest but costs about 0.5% per sale, so it needs your OK; or</w:t>
-      </w:r>
-    </w:p>
-    <w:p>
-      <w:pPr>
-        <w:numPr>
-          <w:ilvl w:val="0"/>
-          <w:numId w:val="1031"/>
-        </w:numPr>
-        <w:pStyle w:val="Compact"/>
-      </w:pPr>
-    </w:p>
-    <w:p>
-      <w:pPr>
-        <w:numPr>
-          <w:ilvl w:val="1"/>
-          <w:numId w:val="1033"/>
-        </w:numPr>
-        <w:pStyle w:val="Compact"/>
-      </w:pPr>
-      <w:r>
-        <w:t xml:space="preserve">our own free Virginia rate-by-ZIP table from Virginia Tax’s published rates, which costs nothing but we must keep it current.</w:t>
+        <w:t xml:space="preserve">"Secondhand watch" added automatically to watch listings.</w:t>
+      </w:r>
+    </w:p>
+    <w:p>
+      <w:pPr>
+        <w:numPr>
+          <w:ilvl w:val="0"/>
+          <w:numId w:val="1032"/>
+        </w:numPr>
+        <w:pStyle w:val="Compact"/>
+      </w:pPr>
+      <w:r>
+        <w:t xml:space="preserve">The consignment agreement updated with the Part D clauses.</w:t>
+      </w:r>
+    </w:p>
+    <w:p>
+      <w:pPr>
+        <w:numPr>
+          <w:ilvl w:val="0"/>
+          <w:numId w:val="1032"/>
+        </w:numPr>
+        <w:pStyle w:val="Compact"/>
+      </w:pPr>
+      <w:r>
+        <w:t xml:space="preserve">A 5-year unclaimed-money reminder in Operations.</w:t>
       </w:r>
     </w:p>
     <w:p>
@@ -7385,109 +6170,13 @@
           <w:bCs/>
           <w:b/>
         </w:rPr>
-        <w:t xml:space="preserve">We recommend (b) to keep costs at zero.</w:t>
-      </w:r>
-      <w:r>
-        <w:t xml:space="preserve"> </w:t>
-      </w:r>
-      <w:r>
-        <w:t xml:space="preserve">Either way, register with Virginia Tax if the warehouse business isn’t already registered.</w:t>
-      </w:r>
-    </w:p>
-    <w:p>
-      <w:pPr>
-        <w:pStyle w:val="BodyText"/>
-      </w:pPr>
-      <w:r>
-        <w:rPr>
-          <w:bCs/>
-          <w:b/>
-        </w:rPr>
-        <w:t xml:space="preserve">7. Small fixes:</w:t>
-      </w:r>
-    </w:p>
-    <w:p>
-      <w:pPr>
-        <w:numPr>
-          <w:ilvl w:val="0"/>
-          <w:numId w:val="1034"/>
-        </w:numPr>
-        <w:pStyle w:val="Compact"/>
-      </w:pPr>
-      <w:r>
-        <w:t xml:space="preserve">“</w:t>
-      </w:r>
-      <w:r>
-        <w:t xml:space="preserve">Secondhand watch</w:t>
-      </w:r>
-      <w:r>
-        <w:t xml:space="preserve">”</w:t>
-      </w:r>
-      <w:r>
-        <w:t xml:space="preserve"> </w:t>
-      </w:r>
-      <w:r>
-        <w:t xml:space="preserve">added automatically to watch listings.</w:t>
-      </w:r>
-    </w:p>
-    <w:p>
-      <w:pPr>
-        <w:numPr>
-          <w:ilvl w:val="0"/>
-          <w:numId w:val="1034"/>
-        </w:numPr>
-        <w:pStyle w:val="Compact"/>
-      </w:pPr>
-      <w:r>
-        <w:t xml:space="preserve">The consignment agreement updated with the Part D clauses.</w:t>
-      </w:r>
-    </w:p>
-    <w:p>
-      <w:pPr>
-        <w:numPr>
-          <w:ilvl w:val="0"/>
-          <w:numId w:val="1034"/>
-        </w:numPr>
-        <w:pStyle w:val="Compact"/>
-      </w:pPr>
-      <w:r>
-        <w:t xml:space="preserve">A 5-year unclaimed-money reminder in Operations.</w:t>
-      </w:r>
-    </w:p>
-    <w:p>
-      <w:pPr>
-        <w:pStyle w:val="FirstParagraph"/>
-      </w:pPr>
-      <w:r>
-        <w:rPr>
-          <w:bCs/>
-          <w:b/>
-        </w:rPr>
         <w:t xml:space="preserve">Pricing:</w:t>
       </w:r>
       <w:r>
         <w:t xml:space="preserve"> </w:t>
       </w:r>
       <w:r>
-        <w:t xml:space="preserve">the checklist and notice letters stay free (they bring families in). The paid part is the selling, through the normal commission. That keeps the Pack well away from</w:t>
-      </w:r>
-      <w:r>
-        <w:t xml:space="preserve"> </w:t>
-      </w:r>
-      <w:r>
-        <w:t xml:space="preserve">“</w:t>
-      </w:r>
-      <w:r>
-        <w:t xml:space="preserve">paid legal advice,</w:t>
-      </w:r>
-      <w:r>
-        <w:t xml:space="preserve">”</w:t>
-      </w:r>
-      <w:r>
-        <w:t xml:space="preserve"> </w:t>
-      </w:r>
-      <w:r>
-        <w:t xml:space="preserve">which is the riskiest combination under Virginia’s rule.</w:t>
+        <w:t xml:space="preserve">the checklist and notice letters stay free (they bring families in). The paid part is the selling, through the normal commission. That keeps the Pack well away from "paid legal advice," which is the riskiest combination under Virginia's rule.</w:t>
       </w:r>
     </w:p>
     <w:bookmarkEnd w:id="52"/>
@@ -7516,64 +6205,31 @@
       <w:pPr>
         <w:numPr>
           <w:ilvl w:val="0"/>
-          <w:numId w:val="1035"/>
-        </w:numPr>
-        <w:pStyle w:val="Compact"/>
-      </w:pPr>
-      <w:r>
-        <w:t xml:space="preserve">Do notice-only letters drafted by AI from fixed templates fall inside the</w:t>
-      </w:r>
-      <w:r>
-        <w:t xml:space="preserve"> </w:t>
-      </w:r>
-      <w:r>
-        <w:t xml:space="preserve">“</w:t>
-      </w:r>
-      <w:r>
-        <w:t xml:space="preserve">selling legal forms</w:t>
-      </w:r>
-      <w:r>
-        <w:t xml:space="preserve">”</w:t>
-      </w:r>
-      <w:r>
-        <w:t xml:space="preserve"> </w:t>
-      </w:r>
-      <w:r>
-        <w:t xml:space="preserve">exclusion, or outside the practice of law entirely? (UPL Opinions 219 and 056)</w:t>
-      </w:r>
-    </w:p>
-    <w:p>
-      <w:pPr>
-        <w:numPr>
-          <w:ilvl w:val="0"/>
-          <w:numId w:val="1035"/>
-        </w:numPr>
-        <w:pStyle w:val="Compact"/>
-      </w:pPr>
-      <w:r>
-        <w:t xml:space="preserve">With the Pack free and paid only through sale commissions, does anything count as</w:t>
-      </w:r>
-      <w:r>
-        <w:t xml:space="preserve"> </w:t>
-      </w:r>
-      <w:r>
-        <w:t xml:space="preserve">“</w:t>
-      </w:r>
-      <w:r>
-        <w:t xml:space="preserve">advice for compensation</w:t>
-      </w:r>
-      <w:r>
-        <w:t xml:space="preserve">”</w:t>
-      </w:r>
-      <w:r>
-        <w:t xml:space="preserve">?</w:t>
-      </w:r>
-    </w:p>
-    <w:p>
-      <w:pPr>
-        <w:numPr>
-          <w:ilvl w:val="0"/>
-          <w:numId w:val="1035"/>
+          <w:numId w:val="1033"/>
+        </w:numPr>
+        <w:pStyle w:val="Compact"/>
+      </w:pPr>
+      <w:r>
+        <w:t xml:space="preserve">Do notice-only letters drafted by AI from fixed templates fall inside the "selling legal forms" exclusion, or outside the practice of law entirely? (UPL Opinions 219 and 056)</w:t>
+      </w:r>
+    </w:p>
+    <w:p>
+      <w:pPr>
+        <w:numPr>
+          <w:ilvl w:val="0"/>
+          <w:numId w:val="1033"/>
+        </w:numPr>
+        <w:pStyle w:val="Compact"/>
+      </w:pPr>
+      <w:r>
+        <w:t xml:space="preserve">With the Pack free and paid only through sale commissions, does anything count as "advice for compensation"?</w:t>
+      </w:r>
+    </w:p>
+    <w:p>
+      <w:pPr>
+        <w:numPr>
+          <w:ilvl w:val="0"/>
+          <w:numId w:val="1033"/>
         </w:numPr>
         <w:pStyle w:val="Compact"/>
       </w:pPr>
@@ -7585,7 +6241,7 @@
       <w:pPr>
         <w:numPr>
           <w:ilvl w:val="0"/>
-          <w:numId w:val="1035"/>
+          <w:numId w:val="1033"/>
         </w:numPr>
         <w:pStyle w:val="Compact"/>
       </w:pPr>
@@ -7597,7 +6253,7 @@
       <w:pPr>
         <w:numPr>
           <w:ilvl w:val="0"/>
-          <w:numId w:val="1035"/>
+          <w:numId w:val="1033"/>
         </w:numPr>
         <w:pStyle w:val="Compact"/>
       </w:pPr>
@@ -7609,12 +6265,12 @@
       <w:pPr>
         <w:numPr>
           <w:ilvl w:val="0"/>
-          <w:numId w:val="1035"/>
-        </w:numPr>
-        <w:pStyle w:val="Compact"/>
-      </w:pPr>
-      <w:r>
-        <w:t xml:space="preserve">Whether Virginia’s sales tax agent rule (23VAC10-210-140) applies to our seller-listed sales below the marketplace threshold, or only to warehouse consignment.</w:t>
+          <w:numId w:val="1033"/>
+        </w:numPr>
+        <w:pStyle w:val="Compact"/>
+      </w:pPr>
+      <w:r>
+        <w:t xml:space="preserve">Whether Virginia's sales tax agent rule (23VAC10-210-140) applies to our seller-listed sales below the marketplace threshold, or only to warehouse consignment.</w:t>
       </w:r>
     </w:p>
     <w:p>
@@ -7687,7 +6343,7 @@
       <w:pPr>
         <w:numPr>
           <w:ilvl w:val="0"/>
-          <w:numId w:val="1036"/>
+          <w:numId w:val="1034"/>
         </w:numPr>
         <w:pStyle w:val="Compact"/>
       </w:pPr>
@@ -7774,7 +6430,7 @@
       <w:pPr>
         <w:numPr>
           <w:ilvl w:val="0"/>
-          <w:numId w:val="1036"/>
+          <w:numId w:val="1034"/>
         </w:numPr>
         <w:pStyle w:val="Compact"/>
       </w:pPr>
@@ -7808,7 +6464,7 @@
       <w:pPr>
         <w:numPr>
           <w:ilvl w:val="0"/>
-          <w:numId w:val="1036"/>
+          <w:numId w:val="1034"/>
         </w:numPr>
         <w:pStyle w:val="Compact"/>
       </w:pPr>
@@ -7876,7 +6532,7 @@
       <w:pPr>
         <w:numPr>
           <w:ilvl w:val="0"/>
-          <w:numId w:val="1036"/>
+          <w:numId w:val="1034"/>
         </w:numPr>
         <w:pStyle w:val="Compact"/>
       </w:pPr>
@@ -7885,7 +6541,7 @@
           <w:rPr>
             <w:rStyle w:val="Hyperlink"/>
           </w:rPr>
-          <w:t xml:space="preserve">Auctioneers law, Title 54.1 ch. 6</w:t>
+          <w:t xml:space="preserve">Auctioneers law, Title 54.1 ch. 6</w:t>
         </w:r>
       </w:hyperlink>
       <w:r>
@@ -7927,7 +6583,7 @@
       <w:pPr>
         <w:numPr>
           <w:ilvl w:val="0"/>
-          <w:numId w:val="1036"/>
+          <w:numId w:val="1034"/>
         </w:numPr>
         <w:pStyle w:val="Compact"/>
       </w:pPr>
@@ -7936,7 +6592,7 @@
           <w:rPr>
             <w:rStyle w:val="Hyperlink"/>
           </w:rPr>
-          <w:t xml:space="preserve">Precious metals dealers, Title 54.1 ch. 41</w:t>
+          <w:t xml:space="preserve">Precious metals dealers, Title 54.1 ch. 41</w:t>
         </w:r>
       </w:hyperlink>
       <w:r>
@@ -7953,7 +6609,7 @@
           <w:rPr>
             <w:rStyle w:val="Hyperlink"/>
           </w:rPr>
-          <w:t xml:space="preserve">Secondhand watches, Title 59.1 ch. 9</w:t>
+          <w:t xml:space="preserve">Secondhand watches, Title 59.1 ch. 9</w:t>
         </w:r>
       </w:hyperlink>
     </w:p>
@@ -7961,7 +6617,7 @@
       <w:pPr>
         <w:numPr>
           <w:ilvl w:val="0"/>
-          <w:numId w:val="1036"/>
+          <w:numId w:val="1034"/>
         </w:numPr>
         <w:pStyle w:val="Compact"/>
       </w:pPr>
@@ -8080,7 +6736,7 @@
       <w:pPr>
         <w:numPr>
           <w:ilvl w:val="0"/>
-          <w:numId w:val="1036"/>
+          <w:numId w:val="1034"/>
         </w:numPr>
         <w:pStyle w:val="Compact"/>
       </w:pPr>
@@ -8131,7 +6787,7 @@
       <w:pPr>
         <w:numPr>
           <w:ilvl w:val="0"/>
-          <w:numId w:val="1036"/>
+          <w:numId w:val="1034"/>
         </w:numPr>
         <w:pStyle w:val="Compact"/>
       </w:pPr>
@@ -8225,7 +6881,7 @@
           <w:rPr>
             <w:rStyle w:val="Hyperlink"/>
           </w:rPr>
-          <w:t xml:space="preserve">Unclaimed property, Title 55.1 ch. 25</w:t>
+          <w:t xml:space="preserve">Unclaimed property, Title 55.1 ch. 25</w:t>
         </w:r>
       </w:hyperlink>
     </w:p>
@@ -8233,7 +6889,7 @@
       <w:pPr>
         <w:numPr>
           <w:ilvl w:val="0"/>
-          <w:numId w:val="1036"/>
+          <w:numId w:val="1034"/>
         </w:numPr>
         <w:pStyle w:val="Compact"/>
       </w:pPr>
@@ -8335,7 +6991,7 @@
       <w:pPr>
         <w:numPr>
           <w:ilvl w:val="0"/>
-          <w:numId w:val="1036"/>
+          <w:numId w:val="1034"/>
         </w:numPr>
         <w:pStyle w:val="Compact"/>
       </w:pPr>
@@ -8381,7 +7037,7 @@
       <w:pPr>
         <w:numPr>
           <w:ilvl w:val="0"/>
-          <w:numId w:val="1037"/>
+          <w:numId w:val="1035"/>
         </w:numPr>
         <w:pStyle w:val="Compact"/>
       </w:pPr>
@@ -8483,7 +7139,7 @@
       <w:pPr>
         <w:numPr>
           <w:ilvl w:val="0"/>
-          <w:numId w:val="1037"/>
+          <w:numId w:val="1035"/>
         </w:numPr>
         <w:pStyle w:val="Compact"/>
       </w:pPr>
@@ -8568,7 +7224,7 @@
       <w:pPr>
         <w:numPr>
           <w:ilvl w:val="0"/>
-          <w:numId w:val="1037"/>
+          <w:numId w:val="1035"/>
         </w:numPr>
         <w:pStyle w:val="Compact"/>
       </w:pPr>
@@ -8602,7 +7258,7 @@
       <w:pPr>
         <w:numPr>
           <w:ilvl w:val="0"/>
-          <w:numId w:val="1037"/>
+          <w:numId w:val="1035"/>
         </w:numPr>
         <w:pStyle w:val="Compact"/>
       </w:pPr>
@@ -8636,7 +7292,7 @@
       <w:pPr>
         <w:numPr>
           <w:ilvl w:val="0"/>
-          <w:numId w:val="1037"/>
+          <w:numId w:val="1035"/>
         </w:numPr>
         <w:pStyle w:val="Compact"/>
       </w:pPr>
@@ -8662,31 +7318,7 @@
           <w:rPr>
             <w:rStyle w:val="Hyperlink"/>
           </w:rPr>
-          <w:t xml:space="preserve">FWS</w:t>
-        </w:r>
-        <w:r>
-          <w:rPr>
-            <w:rStyle w:val="Hyperlink"/>
-          </w:rPr>
-          <w:t xml:space="preserve"> </w:t>
-        </w:r>
-        <w:r>
-          <w:rPr>
-            <w:rStyle w:val="Hyperlink"/>
-          </w:rPr>
-          <w:t xml:space="preserve">“</w:t>
-        </w:r>
-        <w:r>
-          <w:rPr>
-            <w:rStyle w:val="Hyperlink"/>
-          </w:rPr>
-          <w:t xml:space="preserve">Can I sell it?</w:t>
-        </w:r>
-        <w:r>
-          <w:rPr>
-            <w:rStyle w:val="Hyperlink"/>
-          </w:rPr>
-          <w:t xml:space="preserve">”</w:t>
+          <w:t xml:space="preserve">FWS "Can I sell it?"</w:t>
         </w:r>
       </w:hyperlink>
       <w:r>
@@ -8728,7 +7360,7 @@
       <w:pPr>
         <w:numPr>
           <w:ilvl w:val="0"/>
-          <w:numId w:val="1037"/>
+          <w:numId w:val="1035"/>
         </w:numPr>
         <w:pStyle w:val="Compact"/>
       </w:pPr>
@@ -8813,7 +7445,7 @@
       <w:pPr>
         <w:numPr>
           <w:ilvl w:val="0"/>
-          <w:numId w:val="1037"/>
+          <w:numId w:val="1035"/>
         </w:numPr>
         <w:pStyle w:val="Compact"/>
       </w:pPr>
@@ -8878,7 +7510,7 @@
       <w:pPr>
         <w:numPr>
           <w:ilvl w:val="0"/>
-          <w:numId w:val="1037"/>
+          <w:numId w:val="1035"/>
         </w:numPr>
         <w:pStyle w:val="Compact"/>
       </w:pPr>
@@ -8958,7 +7590,7 @@
       <w:pPr>
         <w:numPr>
           <w:ilvl w:val="0"/>
-          <w:numId w:val="1038"/>
+          <w:numId w:val="1036"/>
         </w:numPr>
         <w:pStyle w:val="Compact"/>
       </w:pPr>
@@ -8975,7 +7607,7 @@
       <w:pPr>
         <w:numPr>
           <w:ilvl w:val="0"/>
-          <w:numId w:val="1038"/>
+          <w:numId w:val="1036"/>
         </w:numPr>
         <w:pStyle w:val="Compact"/>
       </w:pPr>
@@ -8992,7 +7624,7 @@
       <w:pPr>
         <w:numPr>
           <w:ilvl w:val="0"/>
-          <w:numId w:val="1038"/>
+          <w:numId w:val="1036"/>
         </w:numPr>
         <w:pStyle w:val="Compact"/>
       </w:pPr>
@@ -9267,176 +7899,6 @@
       <w:start w:val="1"/>
       <w:numFmt w:val="decimal"/>
       <w:lvlText w:val="%9."/>
-      <w:lvlJc w:val="left"/>
-      <w:pPr>
-        <w:ind w:left="6480" w:hanging="480"/>
-      </w:pPr>
-    </w:lvl>
-  </w:abstractNum>
-  <w:abstractNum w:abstractNumId="99731">
-    <w:nsid w:val="A99731"/>
-    <w:multiLevelType w:val="multilevel"/>
-    <w:lvl w:ilvl="0">
-      <w:start w:val="1"/>
-      <w:numFmt w:val="lowerLetter"/>
-      <w:lvlText w:val="(%1)"/>
-      <w:lvlJc w:val="left"/>
-      <w:pPr>
-        <w:ind w:left="720" w:hanging="480"/>
-      </w:pPr>
-    </w:lvl>
-    <w:lvl w:ilvl="1">
-      <w:start w:val="1"/>
-      <w:numFmt w:val="lowerLetter"/>
-      <w:lvlText w:val="(%2)"/>
-      <w:lvlJc w:val="left"/>
-      <w:pPr>
-        <w:ind w:left="1440" w:hanging="480"/>
-      </w:pPr>
-    </w:lvl>
-    <w:lvl w:ilvl="2">
-      <w:start w:val="1"/>
-      <w:numFmt w:val="lowerLetter"/>
-      <w:lvlText w:val="(%3)"/>
-      <w:lvlJc w:val="left"/>
-      <w:pPr>
-        <w:ind w:left="2160" w:hanging="480"/>
-      </w:pPr>
-    </w:lvl>
-    <w:lvl w:ilvl="3">
-      <w:start w:val="1"/>
-      <w:numFmt w:val="lowerLetter"/>
-      <w:lvlText w:val="(%4)"/>
-      <w:lvlJc w:val="left"/>
-      <w:pPr>
-        <w:ind w:left="2880" w:hanging="480"/>
-      </w:pPr>
-    </w:lvl>
-    <w:lvl w:ilvl="4">
-      <w:start w:val="1"/>
-      <w:numFmt w:val="lowerLetter"/>
-      <w:lvlText w:val="(%5)"/>
-      <w:lvlJc w:val="left"/>
-      <w:pPr>
-        <w:ind w:left="3600" w:hanging="480"/>
-      </w:pPr>
-    </w:lvl>
-    <w:lvl w:ilvl="5">
-      <w:start w:val="1"/>
-      <w:numFmt w:val="lowerLetter"/>
-      <w:lvlText w:val="(%6)"/>
-      <w:lvlJc w:val="left"/>
-      <w:pPr>
-        <w:ind w:left="4320" w:hanging="480"/>
-      </w:pPr>
-    </w:lvl>
-    <w:lvl w:ilvl="6">
-      <w:start w:val="1"/>
-      <w:numFmt w:val="lowerLetter"/>
-      <w:lvlText w:val="(%7)"/>
-      <w:lvlJc w:val="left"/>
-      <w:pPr>
-        <w:ind w:left="5040" w:hanging="480"/>
-      </w:pPr>
-    </w:lvl>
-    <w:lvl w:ilvl="7">
-      <w:start w:val="1"/>
-      <w:numFmt w:val="lowerLetter"/>
-      <w:lvlText w:val="(%8)"/>
-      <w:lvlJc w:val="left"/>
-      <w:pPr>
-        <w:ind w:left="5760" w:hanging="480"/>
-      </w:pPr>
-    </w:lvl>
-    <w:lvl w:ilvl="8">
-      <w:start w:val="1"/>
-      <w:numFmt w:val="lowerLetter"/>
-      <w:lvlText w:val="(%9)"/>
-      <w:lvlJc w:val="left"/>
-      <w:pPr>
-        <w:ind w:left="6480" w:hanging="480"/>
-      </w:pPr>
-    </w:lvl>
-  </w:abstractNum>
-  <w:abstractNum w:abstractNumId="99732">
-    <w:nsid w:val="A99732"/>
-    <w:multiLevelType w:val="multilevel"/>
-    <w:lvl w:ilvl="0">
-      <w:start w:val="2"/>
-      <w:numFmt w:val="lowerLetter"/>
-      <w:lvlText w:val="(%1)"/>
-      <w:lvlJc w:val="left"/>
-      <w:pPr>
-        <w:ind w:left="720" w:hanging="480"/>
-      </w:pPr>
-    </w:lvl>
-    <w:lvl w:ilvl="1">
-      <w:start w:val="2"/>
-      <w:numFmt w:val="lowerLetter"/>
-      <w:lvlText w:val="(%2)"/>
-      <w:lvlJc w:val="left"/>
-      <w:pPr>
-        <w:ind w:left="1440" w:hanging="480"/>
-      </w:pPr>
-    </w:lvl>
-    <w:lvl w:ilvl="2">
-      <w:start w:val="2"/>
-      <w:numFmt w:val="lowerLetter"/>
-      <w:lvlText w:val="(%3)"/>
-      <w:lvlJc w:val="left"/>
-      <w:pPr>
-        <w:ind w:left="2160" w:hanging="480"/>
-      </w:pPr>
-    </w:lvl>
-    <w:lvl w:ilvl="3">
-      <w:start w:val="2"/>
-      <w:numFmt w:val="lowerLetter"/>
-      <w:lvlText w:val="(%4)"/>
-      <w:lvlJc w:val="left"/>
-      <w:pPr>
-        <w:ind w:left="2880" w:hanging="480"/>
-      </w:pPr>
-    </w:lvl>
-    <w:lvl w:ilvl="4">
-      <w:start w:val="2"/>
-      <w:numFmt w:val="lowerLetter"/>
-      <w:lvlText w:val="(%5)"/>
-      <w:lvlJc w:val="left"/>
-      <w:pPr>
-        <w:ind w:left="3600" w:hanging="480"/>
-      </w:pPr>
-    </w:lvl>
-    <w:lvl w:ilvl="5">
-      <w:start w:val="2"/>
-      <w:numFmt w:val="lowerLetter"/>
-      <w:lvlText w:val="(%6)"/>
-      <w:lvlJc w:val="left"/>
-      <w:pPr>
-        <w:ind w:left="4320" w:hanging="480"/>
-      </w:pPr>
-    </w:lvl>
-    <w:lvl w:ilvl="6">
-      <w:start w:val="2"/>
-      <w:numFmt w:val="lowerLetter"/>
-      <w:lvlText w:val="(%7)"/>
-      <w:lvlJc w:val="left"/>
-      <w:pPr>
-        <w:ind w:left="5040" w:hanging="480"/>
-      </w:pPr>
-    </w:lvl>
-    <w:lvl w:ilvl="7">
-      <w:start w:val="2"/>
-      <w:numFmt w:val="lowerLetter"/>
-      <w:lvlText w:val="(%8)"/>
-      <w:lvlJc w:val="left"/>
-      <w:pPr>
-        <w:ind w:left="5760" w:hanging="480"/>
-      </w:pPr>
-    </w:lvl>
-    <w:lvl w:ilvl="8">
-      <w:start w:val="2"/>
-      <w:numFmt w:val="lowerLetter"/>
-      <w:lvlText w:val="(%9)"/>
       <w:lvlJc w:val="left"/>
       <w:pPr>
         <w:ind w:left="6480" w:hanging="480"/>
@@ -9594,69 +8056,9 @@
     <w:abstractNumId w:val="991"/>
   </w:num>
   <w:num w:numId="1032">
-    <w:abstractNumId w:val="99731"/>
-    <w:lvlOverride w:ilvl="0">
-      <w:startOverride w:val="1"/>
-    </w:lvlOverride>
-    <w:lvlOverride w:ilvl="1">
-      <w:startOverride w:val="1"/>
-    </w:lvlOverride>
-    <w:lvlOverride w:ilvl="2">
-      <w:startOverride w:val="1"/>
-    </w:lvlOverride>
-    <w:lvlOverride w:ilvl="3">
-      <w:startOverride w:val="1"/>
-    </w:lvlOverride>
-    <w:lvlOverride w:ilvl="4">
-      <w:startOverride w:val="1"/>
-    </w:lvlOverride>
-    <w:lvlOverride w:ilvl="5">
-      <w:startOverride w:val="1"/>
-    </w:lvlOverride>
-    <w:lvlOverride w:ilvl="6">
-      <w:startOverride w:val="1"/>
-    </w:lvlOverride>
-    <w:lvlOverride w:ilvl="7">
-      <w:startOverride w:val="1"/>
-    </w:lvlOverride>
-    <w:lvlOverride w:ilvl="8">
-      <w:startOverride w:val="1"/>
-    </w:lvlOverride>
+    <w:abstractNumId w:val="991"/>
   </w:num>
   <w:num w:numId="1033">
-    <w:abstractNumId w:val="99732"/>
-    <w:lvlOverride w:ilvl="0">
-      <w:startOverride w:val="2"/>
-    </w:lvlOverride>
-    <w:lvlOverride w:ilvl="1">
-      <w:startOverride w:val="2"/>
-    </w:lvlOverride>
-    <w:lvlOverride w:ilvl="2">
-      <w:startOverride w:val="2"/>
-    </w:lvlOverride>
-    <w:lvlOverride w:ilvl="3">
-      <w:startOverride w:val="2"/>
-    </w:lvlOverride>
-    <w:lvlOverride w:ilvl="4">
-      <w:startOverride w:val="2"/>
-    </w:lvlOverride>
-    <w:lvlOverride w:ilvl="5">
-      <w:startOverride w:val="2"/>
-    </w:lvlOverride>
-    <w:lvlOverride w:ilvl="6">
-      <w:startOverride w:val="2"/>
-    </w:lvlOverride>
-    <w:lvlOverride w:ilvl="7">
-      <w:startOverride w:val="2"/>
-    </w:lvlOverride>
-    <w:lvlOverride w:ilvl="8">
-      <w:startOverride w:val="2"/>
-    </w:lvlOverride>
-  </w:num>
-  <w:num w:numId="1034">
-    <w:abstractNumId w:val="991"/>
-  </w:num>
-  <w:num w:numId="1035">
     <w:abstractNumId w:val="99411"/>
     <w:lvlOverride w:ilvl="0">
       <w:startOverride w:val="1"/>
@@ -9686,13 +8088,13 @@
       <w:startOverride w:val="1"/>
     </w:lvlOverride>
   </w:num>
-  <w:num w:numId="1036">
+  <w:num w:numId="1034">
     <w:abstractNumId w:val="991"/>
   </w:num>
-  <w:num w:numId="1037">
+  <w:num w:numId="1035">
     <w:abstractNumId w:val="991"/>
   </w:num>
-  <w:num w:numId="1038">
+  <w:num w:numId="1036">
     <w:abstractNumId w:val="991"/>
   </w:num>
 </w:numbering>
